--- a/relatorio.docx
+++ b/relatorio.docx
@@ -581,6 +581,21 @@
           <w:i w:val="0"/>
           <w:sz w:val="20"/>
         </w:rPr>
+        <w:t>6.4.1   Transformação de Dados</w:t>
+      </w:r>
+    </w:p>
+    <w:p>
+      <w:pPr>
+        <w:spacing w:after="40"/>
+        <w:ind w:left="510"/>
+      </w:pPr>
+      <w:r>
+        <w:rPr>
+          <w:rFonts w:ascii="Arial" w:hAnsi="Arial"/>
+          <w:b w:val="0"/>
+          <w:i w:val="0"/>
+          <w:sz w:val="20"/>
+        </w:rPr>
         <w:t>6.5   Fase Gold</w:t>
       </w:r>
     </w:p>
@@ -739,7 +754,7 @@
           <w:i w:val="0"/>
           <w:sz w:val="22"/>
         </w:rPr>
-        <w:t>O principal desafio consiste em transformar estes dados, inicialmente heterogéneos e não tratados, numa base de dados estruturada e consistente. Para tal, foi desenvolvida uma pipeline de dados que engloba várias etapas, incluindo ingestão, validação, transformação e modelação. Esta pipeline garante a qualidade, integridade e organização da informação ao longo de todo o processo.</w:t>
+        <w:t>O principal desafio consiste em transformar estes dados, inicialmente heterogéneos e não tratados, numa base de dados estruturada e consistente. Para tal, foram desenvolvidas duas pipelines distintas — uma para documentos não estruturados em PDF e outra para dados tabulares — que englobam etapas de ingestão, validação, transformação e modelação. Estas pipelines garantem a qualidade, integridade e organização da informação ao longo de todo o processo, executando automaticamente em resposta a cada nova ingestão de dados.</w:t>
       </w:r>
     </w:p>
     <w:p>
@@ -750,7 +765,7 @@
           <w:i w:val="0"/>
           <w:sz w:val="22"/>
         </w:rPr>
-        <w:t>Como resultado final, os dados tratados são disponibilizados em diferentes camadas de consumo: dashboards interativos para exploração visual, e um sistema de chatbot dual capaz de responder a questões tanto com base nos documentos textuais armazenados — através de uma arquitetura de Retrieval-Augmented Generation — como com base nos dados tabulares do armazém de dados, através da geração dinâmica de consultas SQL em linguagem natural. O projeto permite assim aplicar, de forma integrada, competências adquiridas ao longo do curso nas áreas de engenharia de dados, modelação dimensional, processamento semântico e inteligência artificial generativa.</w:t>
+        <w:t>Como resultado final, os dados tratados são disponibilizados em diferentes camadas de consumo: dashboards interativos para exploração visual, e um sistema de chatbot dual capaz de responder a questões tanto com base nos documentos textuais armazenados — através de uma arquitetura de Retrieval-Augmented Generation — como com base nos dados tabulares do armazém de dados, através da geração dinâmica de consultas SQL em linguagem natural. Para ambos os modos, o sistema suporta execução local via Ollama ou remota via Google Gemini, tornando-o adaptável a diferentes contextos de deployment. O projeto permite assim aplicar, de forma integrada, competências adquiridas ao longo do curso nas áreas de engenharia de dados, modelação dimensional, processamento semântico e inteligência artificial generativa.</w:t>
       </w:r>
     </w:p>
     <w:p>
@@ -769,7 +784,7 @@
           <w:i w:val="0"/>
           <w:sz w:val="22"/>
         </w:rPr>
-        <w:t>Nos últimos anos, diversas organizações internacionais, institutos de investigação e entidades governamentais têm vindo a publicar relatórios que avaliam países e regiões com base em múltiplos indicadores económicos, sociais, ambientais e políticos. Estes relatórios constituem fontes de informação altamente relevantes para análise e comparação, sendo amplamente utilizados em contextos académicos, institucionais e de apoio à tomada de decisão. Exemplos notáveis incluem o Human Freedom Index, o Environmental Performance Index, os relatórios do Fundo Monetário Internacional, o World Development Indicators do Banco Mundial, entre muitos outros.</w:t>
+        <w:t>Nos últimos anos, diversas organizações internacionais, institutos de investigação e entidades governamentais têm vindo a publicar relatórios que avaliam países e regiões com base em múltiplos indicadores económicos, sociais, ambientais e políticos. Estes relatórios constituem fontes de informação altamente relevantes para análise e comparação, sendo amplamente utilizados em contextos académicos, institucionais e de apoio à tomada de decisão. Exemplos notáveis incluem o Human Freedom Index da Cato Institute, o Environmental Performance Index de Yale/CIESIN, os relatórios do Fundo Monetário Internacional, o Travel &amp; Tourism Development Index do Fórum Económico Mundial, o Network Readiness Index do Portulans Institute, e o Index of Economic Freedom da Heritage Foundation, entre muitos outros.</w:t>
       </w:r>
     </w:p>
     <w:p>
@@ -780,7 +795,7 @@
           <w:i w:val="0"/>
           <w:sz w:val="22"/>
         </w:rPr>
-        <w:t>Todavia, a sua utilização prática depara-se com limitações significativas. Por um lado, a maioria destes relatórios é disponibilizada em formato PDF, o que dificulta a pesquisa rápida e a extração automatizada de informação específica. Por outro lado, embora os dados numéricos subjacentes sejam frequentemente partilhados em formatos estruturados como CSV, JSON ou XLSX, encontram-se dispersos por múltiplas fontes e carecem de integração ou normalização prévia, tornando a sua análise cruzada um processo complexo e moroso.</w:t>
+        <w:t>Todavia, a sua utilização prática depara-se com limitações significativas. Por um lado, a maioria destes relatórios é disponibilizada em formato PDF, o que dificulta a pesquisa rápida e a extração automatizada de informação específica. Por outro lado, embora os dados numéricos subjacentes sejam frequentemente partilhados em formatos estruturados como CSV, JSON ou XLSX, encontram-se dispersos por múltiplas fontes, com estruturas completamente distintas entre si, e carecem de integração ou normalização prévia, tornando a sua análise cruzada um processo complexo e moroso.</w:t>
       </w:r>
     </w:p>
     <w:p>
@@ -842,7 +857,7 @@
         <w:pStyle w:val="ListBullet"/>
       </w:pPr>
       <w:r>
-        <w:t>Simplificar e escalar o processo de ingestão e transformação de novas fontes de dados, incluindo geração automática de funções de transformação assistida por inteligência artificial.</w:t>
+        <w:t>Simplificar e escalar o processo de ingestão e transformação de novas fontes de dados, incluindo geração automática de funções de transformação assistida por inteligência artificial, com suporte a execução local e remota.</w:t>
       </w:r>
     </w:p>
     <w:p>
@@ -991,6 +1006,17 @@
           <w:sz w:val="22"/>
         </w:rPr>
         <w:t>Página 6 — Ajuda</w:t>
+      </w:r>
+    </w:p>
+    <w:p>
+      <w:r>
+        <w:rPr>
+          <w:rFonts w:ascii="Arial" w:hAnsi="Arial"/>
+          <w:b w:val="0"/>
+          <w:i w:val="0"/>
+          <w:sz w:val="22"/>
+        </w:rPr>
+        <w:t>A submissão de dados aciona automaticamente as pipelines correspondentes em background — de PDFs ou de dados tabulares, conforme o tipo de conteúdo submetido. Se uma pipeline já estiver em execução no momento da submissão, a nova execução fica pendente e é lançada automaticamente assim que a anterior terminar, garantindo que nenhum dado registado fica por processar.</w:t>
       </w:r>
     </w:p>
     <w:p>
@@ -1987,7 +2013,7 @@
           <w:i w:val="0"/>
           <w:sz w:val="22"/>
         </w:rPr>
-        <w:t>A primeira secção, dedicada à monitorização, disponibiliza registos de erros separados para o pipeline de relatórios PDF e para o pipeline de dados estruturados. Para cada erro, são apresentados o identificador do ficheiro, a etapa onde ocorreu a falha e a descrição detalhada do problema. Esta interface permite também a edição direta de registos para correção de dados inconsistentes e a limpeza do histórico de alertas.</w:t>
+        <w:t>A primeira secção, dedicada à monitorização, disponibiliza registos de erros separados para o pipeline de relatórios PDF e para o pipeline de dados estruturados. Para cada erro, são apresentados o identificador do ficheiro, a etapa onde ocorreu a falha e a descrição detalhada do problema. Esta interface permite a edição direta de registos para correção de dados inconsistentes, o reprocessamento individual ou em massa de ficheiros em estado FAILED — com deteção automática da etapa de falha para retomar o processamento no ponto mais eficiente — e a limpeza do histórico de alertas.</w:t>
       </w:r>
     </w:p>
     <w:p>
@@ -1998,7 +2024,7 @@
           <w:i w:val="0"/>
           <w:sz w:val="22"/>
         </w:rPr>
-        <w:t>A segunda secção destina-se à gestão de mapeamentos de funções de extração. O utilizador pode configurar associações manuais entre códigos de fonte e funções de transformação, bem como adicionar descrições ou pistas contextuais que auxiliam o gerador automático de código. A lista de mapeamentos automáticos criados pela inteligência artificial é igualmente visível nesta área, facilitando a auditoria das funções geradas.</w:t>
+        <w:t>A segunda secção destina-se à gestão de mapeamentos de funções de extração. O utilizador pode configurar associações manuais entre códigos de fonte e funções de transformação, bem como adicionar pistas contextuais (generation hints) que orientam o gerador automático de código para as particularidades de cada fonte. A lista de mapeamentos gerados automaticamente pela inteligência artificial é igualmente visível nesta área, permitindo a sua auditoria, edição ou limpeza.</w:t>
       </w:r>
     </w:p>
     <w:p>
@@ -2009,7 +2035,7 @@
           <w:i w:val="0"/>
           <w:sz w:val="22"/>
         </w:rPr>
-        <w:t>A terceira secção oferece ferramentas de manutenção rápida do sistema, incluindo a regeneração das imagens de capa dos relatórios PDF e um comando de reposição geral que esvazia os buckets do data lake e as tabelas de dados, devolvendo a plataforma a um estado inicial limpo para novos ciclos de ingestão.</w:t>
+        <w:t>A terceira secção oferece ferramentas de manutenção rápida do sistema, incluindo a regeneração das imagens de capa dos relatórios PDF, a configuração do fornecedor de modelos de linguagem e embeddings (Ollama ou Google Gemini), e um comando de reposição geral que esvazia os buckets do data lake e as tabelas de dados, devolvendo a plataforma a um estado inicial limpo para novos ciclos de ingestão.</w:t>
       </w:r>
     </w:p>
     <w:p>
@@ -2110,15 +2136,7 @@
           <w:i w:val="0"/>
           <w:sz w:val="22"/>
         </w:rPr>
-        <w:t>Desta forma, o chatbot atua como uma camada de acesso universal ao conhecimento da plataforma, independentemente de esse conhecimento residir em documentos não estruturados ou em tabelas analíticas.</w:t>
-      </w:r>
-    </w:p>
-    <w:p>
-      <w:pPr>
-        <w:pStyle w:val="Heading1"/>
-      </w:pPr>
-      <w:r>
-        <w:t>4.   Tecnologias Utilizadas</w:t>
+        <w:t>Ambos os assistentes suportam dois fornecedores de modelos de linguagem e embeddings, configuráveis através do Painel de Controlo: execução local com Ollama (sem dependências externas, sem custos por utilização) ou execução remota com Google Gemini (maior desempenho e maior paralelismo). Esta dualidade permite adaptar a plataforma a diferentes contextos — desde ambientes sem ligação à internet até cenários que beneficiam de capacidade computacional superior.</w:t>
       </w:r>
     </w:p>
     <w:p>
@@ -2129,7 +2147,26 @@
           <w:i w:val="0"/>
           <w:sz w:val="22"/>
         </w:rPr>
-        <w:t>O desenvolvimento do sistema implicou a seleção de tecnologias especializadas, privilegiando soluções open-source com forte integração entre componentes, suporte a processamento de dados em larga escala e possibilidade de execução local, reduzindo dependências de serviços externos.</w:t>
+        <w:t>Desta forma, o chatbot atua como uma camada de acesso universal ao conhecimento da plataforma, independentemente de esse conhecimento residir em documentos não estruturados ou em tabelas analíticas.</w:t>
+      </w:r>
+    </w:p>
+    <w:p>
+      <w:pPr>
+        <w:pStyle w:val="Heading1"/>
+      </w:pPr>
+      <w:r>
+        <w:t>4.   Tecnologias Utilizadas</w:t>
+      </w:r>
+    </w:p>
+    <w:p>
+      <w:r>
+        <w:rPr>
+          <w:rFonts w:ascii="Arial" w:hAnsi="Arial"/>
+          <w:b w:val="0"/>
+          <w:i w:val="0"/>
+          <w:sz w:val="22"/>
+        </w:rPr>
+        <w:t>O desenvolvimento do sistema implicou a seleção de tecnologias especializadas, privilegiando soluções open-source com forte integração entre componentes, suporte a processamento de dados em larga escala e possibilidade de execução local, reduzindo dependências de serviços externos. Sempre que possível, as componentes que recorrem a serviços externos de inteligência artificial foram desenhadas para suportar alternativamente execução local, garantindo autonomia tecnológica e controlo sobre os dados.</w:t>
       </w:r>
     </w:p>
     <w:p>
@@ -2294,18 +2331,10 @@
     </w:p>
     <w:p>
       <w:pPr>
-        <w:pStyle w:val="Heading2"/>
-      </w:pPr>
-      <w:r>
-        <w:t>4.3   Processamento Semântico e Inteligência Artificial</w:t>
-      </w:r>
-    </w:p>
-    <w:p>
-      <w:pPr>
         <w:pStyle w:val="Heading4"/>
       </w:pPr>
       <w:r>
-        <w:t>LangChain</w:t>
+        <w:t>PyMuPDF</w:t>
       </w:r>
     </w:p>
     <w:p>
@@ -2316,7 +2345,7 @@
           <w:i w:val="0"/>
           <w:sz w:val="22"/>
         </w:rPr>
-        <w:t>O LangChain foi utilizado como framework de orquestração da arquitetura RAG implementada no chatbot de relatórios. Esta framework simplifica a integração entre modelos de embeddings, bases de dados vetoriais, mecanismos de recuperação semântica e modelos generativos, abstraindo componentes avançados associados a aplicações baseadas em Large Language Models (LLMs).</w:t>
+        <w:t>A biblioteca PyMuPDF (fitz) foi utilizada para a geração automática de miniaturas dos relatórios PDF durante a fase de ingestão bronze. A primeira página de cada documento é renderizada e convertida para JPEG, sendo persistida no bucket thumbnails do MinIO para visualização na interface web sem necessidade de carregar o documento completo.</w:t>
       </w:r>
     </w:p>
     <w:p>
@@ -2324,7 +2353,7 @@
         <w:pStyle w:val="Heading4"/>
       </w:pPr>
       <w:r>
-        <w:t>Ollama</w:t>
+        <w:t>pycountry e country_converter</w:t>
       </w:r>
     </w:p>
     <w:p>
@@ -2335,7 +2364,15 @@
           <w:i w:val="0"/>
           <w:sz w:val="22"/>
         </w:rPr>
-        <w:t>O Ollama foi utilizado para execução local dos modelos de linguagem empregues pelo sistema. A principal vantagem desta abordagem reside na independência relativamente a APIs externas ou serviços cloud, garantindo maior privacidade dos dados, ausência de custos por utilização, funcionamento offline e controlo total sobre os modelos executados.</w:t>
+        <w:t>As bibliotecas pycountry e country_converter foram utilizadas no setup do Data Warehouse para pré-popular a dimensão dim_location com informação geográfica completa: códigos ISO 3166 (alpha-2, alpha-3 e numérico), nome oficial, continente e sub-região das Nações Unidas. Esta pré-população determinística garante que os mapeamentos de localização estão disponíveis antes da primeira ingestão de dados.</w:t>
+      </w:r>
+    </w:p>
+    <w:p>
+      <w:pPr>
+        <w:pStyle w:val="Heading2"/>
+      </w:pPr>
+      <w:r>
+        <w:t>4.3   Processamento Semântico e Inteligência Artificial</w:t>
       </w:r>
     </w:p>
     <w:p>
@@ -2343,7 +2380,7 @@
         <w:pStyle w:val="Heading4"/>
       </w:pPr>
       <w:r>
-        <w:t>Modelo de Embeddings mxbai-embed-large</w:t>
+        <w:t>LangChain</w:t>
       </w:r>
     </w:p>
     <w:p>
@@ -2354,7 +2391,7 @@
           <w:i w:val="0"/>
           <w:sz w:val="22"/>
         </w:rPr>
-        <w:t>O modelo mxbai-embed-large foi utilizado para a geração dos embeddings dos fragmentos textuais dos relatórios PDF. Trata-se de um modelo especializado em tarefas de recuperação semântica, capaz de representar textos como vetores densos de 1024 dimensões que capturam relações semânticas complexas, incluindo sinónimos e paráfrases.</w:t>
+        <w:t>O LangChain foi utilizado como framework de orquestração da arquitetura RAG implementada no chatbot de relatórios. Esta framework simplifica a integração entre modelos de embeddings, bases de dados vetoriais, mecanismos de recuperação semântica e modelos generativos, abstraindo componentes avançados associados a aplicações baseadas em Large Language Models (LLMs). A integração com langchain_google_genai permite alternar entre fornecedores sem alterar o código da aplicação.</w:t>
       </w:r>
     </w:p>
     <w:p>
@@ -2362,7 +2399,7 @@
         <w:pStyle w:val="Heading4"/>
       </w:pPr>
       <w:r>
-        <w:t>Modelo Generativo Mistral</w:t>
+        <w:t>Ollama</w:t>
       </w:r>
     </w:p>
     <w:p>
@@ -2373,7 +2410,64 @@
           <w:i w:val="0"/>
           <w:sz w:val="22"/>
         </w:rPr>
-        <w:t>O modelo mistral:latest foi utilizado como modelo generativo central do sistema, executado localmente via Ollama. É empregue em três contextos distintos: geração de respostas no chatbot de relatórios (RAG), geração de SQL no chatbot de dados, e geração automática de funções de transformação Python para novas fontes de dados. A escolha deste modelo deveu-se ao equilíbrio entre qualidade de geração, capacidade de compreensão de contexto em português europeu, e requisitos computacionais moderados para execução local.</w:t>
+        <w:t>O Ollama foi utilizado como fornecedor local de modelos de linguagem e embeddings. A principal vantagem desta abordagem reside na independência relativamente a APIs externas ou serviços cloud, garantindo maior privacidade dos dados, ausência de custos por utilização, funcionamento offline e controlo total sobre os modelos executados. O Ollama é o fornecedor predefinido do sistema.</w:t>
+      </w:r>
+    </w:p>
+    <w:p>
+      <w:pPr>
+        <w:pStyle w:val="Heading4"/>
+      </w:pPr>
+      <w:r>
+        <w:t>Google Gemini</w:t>
+      </w:r>
+    </w:p>
+    <w:p>
+      <w:r>
+        <w:rPr>
+          <w:rFonts w:ascii="Arial" w:hAnsi="Arial"/>
+          <w:b w:val="0"/>
+          <w:i w:val="0"/>
+          <w:sz w:val="22"/>
+        </w:rPr>
+        <w:t>O Google Gemini foi integrado como fornecedor alternativo configurável para os três contextos de inteligência artificial do sistema: geração de embeddings (modelo text-embedding-004), geração de respostas no chatbot (modelo gemini-2.0-flash) e geração de funções de transformação Python. A alternância entre Ollama e Google é realizada através da tabela pipeline_settings na base de dados operacional, sem necessidade de modificar código. O fornecedor Google é recomendado em cenários que beneficiam de maior paralelismo ou de capacidade de raciocínio superior.</w:t>
+      </w:r>
+    </w:p>
+    <w:p>
+      <w:pPr>
+        <w:pStyle w:val="Heading4"/>
+      </w:pPr>
+      <w:r>
+        <w:t>Modelo de Embeddings mxbai-embed-large</w:t>
+      </w:r>
+    </w:p>
+    <w:p>
+      <w:r>
+        <w:rPr>
+          <w:rFonts w:ascii="Arial" w:hAnsi="Arial"/>
+          <w:b w:val="0"/>
+          <w:i w:val="0"/>
+          <w:sz w:val="22"/>
+        </w:rPr>
+        <w:t>O modelo mxbai-embed-large, executado localmente via Ollama, foi utilizado para a geração dos embeddings dos fragmentos textuais dos relatórios PDF. Trata-se de um modelo especializado em tarefas de recuperação semântica, capaz de representar textos como vetores densos de 1024 dimensões que capturam relações semânticas complexas, incluindo sinónimos e paráfrases.</w:t>
+      </w:r>
+    </w:p>
+    <w:p>
+      <w:pPr>
+        <w:pStyle w:val="Heading4"/>
+      </w:pPr>
+      <w:r>
+        <w:t>Modelo Generativo Mistral</w:t>
+      </w:r>
+    </w:p>
+    <w:p>
+      <w:r>
+        <w:rPr>
+          <w:rFonts w:ascii="Arial" w:hAnsi="Arial"/>
+          <w:b w:val="0"/>
+          <w:i w:val="0"/>
+          <w:sz w:val="22"/>
+        </w:rPr>
+        <w:t>O modelo mistral:latest, executado localmente via Ollama, foi utilizado como modelo generativo principal do sistema no modo de execução local. É empregue em três contextos distintos: geração de respostas no chatbot de relatórios (RAG), geração de SQL no chatbot de dados, e geração automática de funções de transformação Python para novas fontes de dados. A escolha deste modelo deveu-se ao equilíbrio entre qualidade de geração, capacidade de compreensão de contexto em português europeu, e requisitos computacionais moderados para execução local.</w:t>
       </w:r>
     </w:p>
     <w:p>
@@ -2404,6 +2498,33 @@
       </w:r>
     </w:p>
     <w:p>
+      <w:pPr>
+        <w:pStyle w:val="Heading4"/>
+      </w:pPr>
+      <w:r>
+        <w:t>FastAPI</w:t>
+      </w:r>
+    </w:p>
+    <w:p>
+      <w:r>
+        <w:rPr>
+          <w:rFonts w:ascii="Arial" w:hAnsi="Arial"/>
+          <w:b w:val="0"/>
+          <w:i w:val="0"/>
+          <w:sz w:val="22"/>
+        </w:rPr>
+        <w:t>A aplicação web é desenvolvida em Python com o framework FastAPI, que expõe uma API REST consumida diretamente pela interface frontend em HTML/JavaScript. O FastAPI oferece validação automática de dados via Pydantic, suporte nativo a operações assíncronas e uma interface de documentação interativa. As pipelines são acionadas em threads de background pela própria API após cada inserção de dados, sem necessidade de um orquestrador externo dedicado.</w:t>
+      </w:r>
+    </w:p>
+    <w:p>
+      <w:pPr>
+        <w:pStyle w:val="Heading4"/>
+      </w:pPr>
+      <w:r>
+        <w:t>Docker</w:t>
+      </w:r>
+    </w:p>
+    <w:p>
       <w:r>
         <w:rPr>
           <w:rFonts w:ascii="Arial" w:hAnsi="Arial"/>
@@ -2419,7 +2540,7 @@
         <w:pStyle w:val="ListBullet"/>
       </w:pPr>
       <w:r>
-        <w:t>PostgreSQL, centralizado num único container com suporte à extensão pgvector, exposto na porta 5433;</w:t>
+        <w:t>PostgreSQL, centralizado num único container com suporte à extensão pgvector, exposto na porta 5433 (desviando da porta padrão 5432 para evitar conflitos com instalações locais);</w:t>
       </w:r>
     </w:p>
     <w:p>
@@ -2427,7 +2548,7 @@
         <w:pStyle w:val="ListBullet"/>
       </w:pPr>
       <w:r>
-        <w:t>MinIO, que simula o serviço de armazenamento S3 localmente, exposto nas portas 9001 (consola) e 9002 (API);</w:t>
+        <w:t>MinIO, que simula o serviço de armazenamento S3 localmente, exposto na porta 9002 para a API e 9001 para a consola web de administração;</w:t>
       </w:r>
     </w:p>
     <w:p>
@@ -2435,7 +2556,7 @@
         <w:pStyle w:val="ListBullet"/>
       </w:pPr>
       <w:r>
-        <w:t>pgAdmin, que disponibiliza uma interface gráfica para administração e auditoria das bases de dados.</w:t>
+        <w:t>pgAdmin, que disponibiliza uma interface gráfica para administração e auditoria das três bases de dados do sistema.</w:t>
       </w:r>
     </w:p>
     <w:p>
@@ -2446,7 +2567,7 @@
           <w:i w:val="0"/>
           <w:sz w:val="22"/>
         </w:rPr>
-        <w:t>Por motivos de otimização de recursos, a aplicação web e o serviço Ollama são executados diretamente na máquina anfitriã, comunicando com os serviços em container através das portas mapeadas. Esta abordagem permite que o Ollama tire partido direto da aceleração por hardware e GPU do sistema local.</w:t>
+        <w:t>Por motivos de otimização de recursos, a aplicação web (FastAPI) e o serviço Ollama são executados diretamente na máquina anfitriã, comunicando com os serviços em container através das portas mapeadas. Esta abordagem permite que o Ollama tire partido direto da aceleração por hardware e GPU do sistema local.</w:t>
       </w:r>
     </w:p>
     <w:p>
@@ -2476,7 +2597,7 @@
           <w:i w:val="0"/>
           <w:sz w:val="22"/>
         </w:rPr>
-        <w:t>A pipeline de relatórios tem como objetivo o processamento de documentos não estruturados em formato PDF, com o propósito de extrair, estruturar e indexar o seu conteúdo para suporte ao sistema de chatbot de relatórios. Este pipeline é orquestrado pelo módulo pipeline_reports.py e segue uma arquitetura simplificada em duas etapas principais: a ingestão dos relatórios para a camada Bronze e o processamento semântico do conteúdo numa base de dados vetorial.</w:t>
+        <w:t>A pipeline de relatórios tem como objetivo o processamento de documentos não estruturados em formato PDF, com o propósito de extrair, estruturar e indexar o seu conteúdo para suporte ao sistema de chatbot de relatórios. Este pipeline é orquestrado pelo módulo pipeline_reports.py e executa sequencialmente quatro etapas distintas:</w:t>
       </w:r>
     </w:p>
     <w:p>
@@ -2487,7 +2608,62 @@
           <w:i w:val="0"/>
           <w:sz w:val="22"/>
         </w:rPr>
-        <w:t>Tal como no pipeline estruturado, todo o processo é suportado por mecanismos de incrementalidade, rastreabilidade e validação, garantindo que apenas documentos válidos e ainda não processados são considerados em cada execução.</w:t>
+        <w:t>1. validate_op_report           — valida os registos em op_report antes da ingestão;</w:t>
+      </w:r>
+    </w:p>
+    <w:p>
+      <w:r>
+        <w:rPr>
+          <w:rFonts w:ascii="Arial" w:hAnsi="Arial"/>
+          <w:b w:val="0"/>
+          <w:i w:val="0"/>
+          <w:sz w:val="22"/>
+        </w:rPr>
+        <w:t>2. bronze                       — descarrega os PDFs para o bucket bronze-unstructured;</w:t>
+      </w:r>
+    </w:p>
+    <w:p>
+      <w:r>
+        <w:rPr>
+          <w:rFonts w:ascii="Arial" w:hAnsi="Arial"/>
+          <w:b w:val="0"/>
+          <w:i w:val="0"/>
+          <w:sz w:val="22"/>
+        </w:rPr>
+        <w:t>3. validate_bronze_unstructured — valida os PDFs armazenados no bucket;</w:t>
+      </w:r>
+    </w:p>
+    <w:p>
+      <w:r>
+        <w:rPr>
+          <w:rFonts w:ascii="Arial" w:hAnsi="Arial"/>
+          <w:b w:val="0"/>
+          <w:i w:val="0"/>
+          <w:sz w:val="22"/>
+        </w:rPr>
+        <w:t>4. silver                       — processa os PDFs e indexa os embeddings na base de dados vetorial.</w:t>
+      </w:r>
+    </w:p>
+    <w:p>
+      <w:r>
+        <w:rPr>
+          <w:rFonts w:ascii="Arial" w:hAnsi="Arial"/>
+          <w:b w:val="0"/>
+          <w:i w:val="0"/>
+          <w:sz w:val="22"/>
+        </w:rPr>
+        <w:t>Para garantir robustez perante interrupções inesperadas, o orquestrador implementa um mecanismo de crash recovery no arranque de cada execução: qualquer relatório que tenha ficado com estado PROCESSING de uma execução anterior interrompida é reposto para PENDING, evitando que documentos permaneçam bloqueados indefinidamente.</w:t>
+      </w:r>
+    </w:p>
+    <w:p>
+      <w:r>
+        <w:rPr>
+          <w:rFonts w:ascii="Arial" w:hAnsi="Arial"/>
+          <w:b w:val="0"/>
+          <w:i w:val="0"/>
+          <w:sz w:val="22"/>
+        </w:rPr>
+        <w:t>O ciclo de vida de cada relatório ao longo da pipeline é rastreado pelo campo pipeline_status na tabela op_report, que evolui segundo a seguinte sequência: PENDING → PROCESSING → BRONZE_OK → DONE. Em caso de erro em qualquer etapa, o estado transita para FAILED, sendo a causa registada no campo pipeline_error e em etl_logs_pdfs.</w:t>
       </w:r>
     </w:p>
     <w:p>
@@ -3211,7 +3387,107 @@
                 <w:b w:val="0"/>
                 <w:sz w:val="20"/>
               </w:rPr>
-              <w:t>Data e hora de criação do registo. Gerado automaticamente; usado no controlo de incrementalidade.</w:t>
+              <w:t>Data e hora de criação do registo, gerado automaticamente.</w:t>
+            </w:r>
+          </w:p>
+        </w:tc>
+      </w:tr>
+      <w:tr>
+        <w:tc>
+          <w:tcPr>
+            <w:tcW w:type="dxa" w:w="3041"/>
+          </w:tcPr>
+          <w:p>
+            <w:r/>
+            <w:r>
+              <w:rPr>
+                <w:rFonts w:ascii="Arial" w:hAnsi="Arial"/>
+                <w:b w:val="0"/>
+                <w:sz w:val="20"/>
+              </w:rPr>
+              <w:t>pipeline_status</w:t>
+            </w:r>
+          </w:p>
+        </w:tc>
+        <w:tc>
+          <w:tcPr>
+            <w:tcW w:type="dxa" w:w="3041"/>
+          </w:tcPr>
+          <w:p>
+            <w:r/>
+            <w:r>
+              <w:rPr>
+                <w:rFonts w:ascii="Arial" w:hAnsi="Arial"/>
+                <w:b w:val="0"/>
+                <w:sz w:val="20"/>
+              </w:rPr>
+              <w:t>VARCHAR</w:t>
+            </w:r>
+          </w:p>
+        </w:tc>
+        <w:tc>
+          <w:tcPr>
+            <w:tcW w:type="dxa" w:w="3041"/>
+          </w:tcPr>
+          <w:p>
+            <w:r/>
+            <w:r>
+              <w:rPr>
+                <w:rFonts w:ascii="Arial" w:hAnsi="Arial"/>
+                <w:b w:val="0"/>
+                <w:sz w:val="20"/>
+              </w:rPr>
+              <w:t>Estado atual do relatório na pipeline (PENDING, PROCESSING, BRONZE_OK, DONE, FAILED).</w:t>
+            </w:r>
+          </w:p>
+        </w:tc>
+      </w:tr>
+      <w:tr>
+        <w:tc>
+          <w:tcPr>
+            <w:tcW w:type="dxa" w:w="3041"/>
+          </w:tcPr>
+          <w:p>
+            <w:r/>
+            <w:r>
+              <w:rPr>
+                <w:rFonts w:ascii="Arial" w:hAnsi="Arial"/>
+                <w:b w:val="0"/>
+                <w:sz w:val="20"/>
+              </w:rPr>
+              <w:t>pipeline_error</w:t>
+            </w:r>
+          </w:p>
+        </w:tc>
+        <w:tc>
+          <w:tcPr>
+            <w:tcW w:type="dxa" w:w="3041"/>
+          </w:tcPr>
+          <w:p>
+            <w:r/>
+            <w:r>
+              <w:rPr>
+                <w:rFonts w:ascii="Arial" w:hAnsi="Arial"/>
+                <w:b w:val="0"/>
+                <w:sz w:val="20"/>
+              </w:rPr>
+              <w:t>TEXT</w:t>
+            </w:r>
+          </w:p>
+        </w:tc>
+        <w:tc>
+          <w:tcPr>
+            <w:tcW w:type="dxa" w:w="3041"/>
+          </w:tcPr>
+          <w:p>
+            <w:r/>
+            <w:r>
+              <w:rPr>
+                <w:rFonts w:ascii="Arial" w:hAnsi="Arial"/>
+                <w:b w:val="0"/>
+                <w:sz w:val="20"/>
+              </w:rPr>
+              <w:t>Descrição do erro em caso de falha; NULL nos restantes estados.</w:t>
             </w:r>
           </w:p>
         </w:tc>
@@ -3226,7 +3502,7 @@
           <w:i w:val="0"/>
           <w:sz w:val="22"/>
         </w:rPr>
-        <w:t>O campo created_at desempenha um papel fundamental no mecanismo de incrementalidade: o pipeline consulta o timestamp da última execução e seleciona apenas os registos criados posteriormente, evitando o reprocessamento de documentos já tratados em execuções anteriores.</w:t>
+        <w:t>O mecanismo de incrementalidade assenta no campo pipeline_status: em cada execução, o pipeline seleciona apenas os registos com estado PENDING, garantindo que documentos já processados com sucesso não são reprocessados. O campo pipeline_error permite o diagnóstico rápido de falhas sem necessidade de consultar os logs detalhados.</w:t>
       </w:r>
     </w:p>
     <w:p>
@@ -3286,7 +3562,39 @@
           <w:i w:val="0"/>
           <w:sz w:val="22"/>
         </w:rPr>
-        <w:t>O processo inicia-se pela obtenção do timestamp da última execução do processo etl_pdfs, armazenado na tabela etl_data. A partir desta informação, é realizado um processamento incremental, selecionando apenas os registos criados após o último processamento registado.</w:t>
+        <w:t>O processo seleciona os registos com pipeline_status = 'PENDING', utilizando FOR UPDATE SKIP LOCKED para garantir segurança em execuções concorrentes. Para cada relatório são aplicadas as seguintes regras de validação:</w:t>
+      </w:r>
+    </w:p>
+    <w:p>
+      <w:pPr>
+        <w:pStyle w:val="ListBullet"/>
+      </w:pPr>
+      <w:r>
+        <w:t>O campo file_name deve estar preenchido e não ser nulo;</w:t>
+      </w:r>
+    </w:p>
+    <w:p>
+      <w:pPr>
+        <w:pStyle w:val="ListBullet"/>
+      </w:pPr>
+      <w:r>
+        <w:t>O campo report_url, quando presente e não nulo, deve corresponder a um URL válido iniciado por http — o valor NULL é explicitamente aceite para relatórios submetidos por upload direto;</w:t>
+      </w:r>
+    </w:p>
+    <w:p>
+      <w:pPr>
+        <w:pStyle w:val="ListBullet"/>
+      </w:pPr>
+      <w:r>
+        <w:t>O campo area_tematica, quando preenchido, deve pertencer ao conjunto de categorias suportadas: Tecnologia, Economia, Educação, Saúde, Ambiente e Outros;</w:t>
+      </w:r>
+    </w:p>
+    <w:p>
+      <w:pPr>
+        <w:pStyle w:val="ListBullet"/>
+      </w:pPr>
+      <w:r>
+        <w:t>O campo estado, quando preenchido, deve ser Anual, Bienal, Pontual ou Descontinuado.</w:t>
       </w:r>
     </w:p>
     <w:p>
@@ -3297,39 +3605,15 @@
           <w:i w:val="0"/>
           <w:sz w:val="22"/>
         </w:rPr>
-        <w:t>Para cada relatório, são aplicadas as seguintes regras de validação:</w:t>
-      </w:r>
-    </w:p>
-    <w:p>
-      <w:pPr>
-        <w:pStyle w:val="ListBullet"/>
-      </w:pPr>
-      <w:r>
-        <w:t>O campo created_at deve estar preenchido;</w:t>
-      </w:r>
-    </w:p>
-    <w:p>
-      <w:pPr>
-        <w:pStyle w:val="ListBullet"/>
-      </w:pPr>
-      <w:r>
-        <w:t>O campo report_url, quando presente, deve corresponder a um URL válido iniciado por http;</w:t>
-      </w:r>
-    </w:p>
-    <w:p>
-      <w:pPr>
-        <w:pStyle w:val="ListBullet"/>
-      </w:pPr>
-      <w:r>
-        <w:t>O campo area_tematica deve pertencer ao conjunto de categorias suportadas: Tecnologia, Economia, Educação, Saúde, Ambiente e Outros;</w:t>
-      </w:r>
-    </w:p>
-    <w:p>
-      <w:pPr>
-        <w:pStyle w:val="ListBullet"/>
-      </w:pPr>
-      <w:r>
-        <w:t>O campo estado deve ser Anual, Bienal, Pontual ou Descontinuado.</w:t>
+        <w:t>Os registos inválidos são marcados como FAILED e os erros registados na tabela etl_logs_pdfs com o passo validate_op_report, garantindo rastreabilidade e auditoria.</w:t>
+      </w:r>
+    </w:p>
+    <w:p>
+      <w:pPr>
+        <w:pStyle w:val="Heading3"/>
+      </w:pPr>
+      <w:r>
+        <w:t>5.3.2   Ingestão</w:t>
       </w:r>
     </w:p>
     <w:p>
@@ -3340,15 +3624,7 @@
           <w:i w:val="0"/>
           <w:sz w:val="22"/>
         </w:rPr>
-        <w:t>Os registos inválidos são excluídos do processamento e os erros são registados na tabela etl_logs_pdfs com o passo validate_op_report, garantindo rastreabilidade e auditoria.</w:t>
-      </w:r>
-    </w:p>
-    <w:p>
-      <w:pPr>
-        <w:pStyle w:val="Heading3"/>
-      </w:pPr>
-      <w:r>
-        <w:t>5.3.2   Ingestão</w:t>
+        <w:t>A fase de ingestão é responsável pela transferência paralela dos relatórios PDF validados para o bucket bronze-unstructured no MinIO. O processamento é realizado por até 5 workers concorrentes, cada um com o seu próprio cliente S3 e sessão HTTP independentes, eliminando qualquer partilha de estado entre workers.</w:t>
       </w:r>
     </w:p>
     <w:p>
@@ -3359,7 +3635,7 @@
           <w:i w:val="0"/>
           <w:sz w:val="22"/>
         </w:rPr>
-        <w:t>A fase de ingestão é responsável pela transferência incremental dos relatórios PDF validados para o bucket bronze-unstructured no MinIO. O processo inicia-se pela leitura do timestamp da última execução e, antes de qualquer download, verifica os objetos já existentes no bucket para evitar reprocessamentos redundantes.</w:t>
+        <w:t>Para contornar mecanismos de proteção em servidores externos, cada sessão HTTP é inicializada com headers completos de browser (User-Agent, Accept-Language, Sec-Fetch-*) e com uma visita prévia ao domínio de origem antes do download efetivo. Em caso de erro HTTP 403 ou 429, o sistema executa até 3 tentativas com esperas progressivas de 5, 10 e 15 segundos. Erros de rede como ConnectionError e Timeout seguem a mesma lógica de retry.</w:t>
       </w:r>
     </w:p>
     <w:p>
@@ -3381,7 +3657,7 @@
           <w:i w:val="0"/>
           <w:sz w:val="22"/>
         </w:rPr>
-        <w:t>Relatórios com report_url preenchido: o sistema realiza um pedido HTTP ao endereço especificado e obtém o conteúdo binário do ficheiro. Após o download, é executada uma validação do conteúdo através da verificação da assinatura binária %PDF no cabeçalho do ficheiro, garantindo que o conteúdo descarregado corresponde efetivamente a um PDF válido. Os documentos aprovados são armazenados no MinIO com metadados associados (report_id, file_name), assegurando rastreabilidade.</w:t>
+        <w:t>Relatórios com report_url preenchido: antes de qualquer download, o sistema verifica se o ficheiro já existe no bucket através de um frozenset de chaves pré-carregado. Se já existir, o registo avança diretamente para BRONZE_OK sem operações adicionais. Caso contrário, o sistema realiza o download, valida o conteúdo verificando a assinatura %PDF nos primeiros 1024 bytes — incluindo deteção explícita de respostas HTML que indicam bloqueios ou CAPTCHA — e armazena o ficheiro no bucket usando file_name como chave de objeto, com metadados report_id e file_name. Após armazenamento bem-sucedido, é gerada automaticamente uma miniatura da primeira página do PDF com PyMuPDF e persistida no bucket thumbnails.</w:t>
       </w:r>
     </w:p>
     <w:p>
@@ -3392,7 +3668,7 @@
           <w:i w:val="0"/>
           <w:sz w:val="22"/>
         </w:rPr>
-        <w:t>Relatórios com report_url nulo: estes documentos foram submetidos por upload direto e já se encontram armazenados no bucket bronze-unstructured no momento da submissão do formulário. O pipeline interpreta automaticamente report_url = NULL como ficheiro já materializado e avança diretamente para as etapas seguintes de processamento, sem executar qualquer download adicional. Caso o ficheiro não seja encontrado no bucket após upload declarado, a situação é considerada inválida e registada nos logs.</w:t>
+        <w:t>Relatórios com report_url nulo: estes documentos foram submetidos por upload direto e já se encontram armazenados no bucket. O pipeline interpreta report_url = NULL como ficheiro já materializado e avança diretamente para BRONZE_OK sem qualquer download. Caso o ficheiro não seja encontrado no bucket após upload declarado, a situação é registada como FAILED nos logs.</w:t>
       </w:r>
     </w:p>
     <w:p>
@@ -3433,7 +3709,7 @@
           <w:i w:val="0"/>
           <w:sz w:val="22"/>
         </w:rPr>
-        <w:t>O principal objetivo é transformar o conteúdo textual dos relatórios em embeddings vetoriais, permitindo que os documentos sejam pesquisados por similaridade semântica, ou seja, recuperando informação relevante mesmo quando a formulação da pergunta do utilizador difere do texto original nos documentos.</w:t>
+        <w:t>O principal objetivo é transformar o conteúdo textual dos relatórios em embeddings vetoriais, permitindo que os documentos sejam pesquisados por similaridade semântica — recuperando informação relevante mesmo quando a formulação da pergunta do utilizador difere do texto original.</w:t>
       </w:r>
     </w:p>
     <w:p>
@@ -3452,7 +3728,7 @@
           <w:i w:val="0"/>
           <w:sz w:val="22"/>
         </w:rPr>
-        <w:t>Antes da extração de texto e geração de embeddings, o módulo validate_bronze_unstructured.py percorre os objetos do bucket bronze-unstructured e valida a consistência entre os ficheiros presentes e os metadados registados na base de dados operacional.</w:t>
+        <w:t>Antes da extração de texto e geração de embeddings, o módulo silver_validations.py valida os PDFs dos relatórios com pipeline_status = 'BRONZE_OK', lendo apenas os primeiros 1024 bytes de cada objeto para verificar a presença da assinatura %PDF, sem necessitar de carregar o documento completo para memória.</w:t>
       </w:r>
     </w:p>
     <w:p>
@@ -3463,31 +3739,7 @@
           <w:i w:val="0"/>
           <w:sz w:val="22"/>
         </w:rPr>
-        <w:t>Para cada objeto, são verificadas as seguintes condições:</w:t>
-      </w:r>
-    </w:p>
-    <w:p>
-      <w:pPr>
-        <w:pStyle w:val="ListBullet"/>
-      </w:pPr>
-      <w:r>
-        <w:t>Os metadados devem conter os campos report_id e file_name;</w:t>
-      </w:r>
-    </w:p>
-    <w:p>
-      <w:pPr>
-        <w:pStyle w:val="ListBullet"/>
-      </w:pPr>
-      <w:r>
-        <w:t>O valor de report_id deve corresponder a um registo válido em op_report;</w:t>
-      </w:r>
-    </w:p>
-    <w:p>
-      <w:pPr>
-        <w:pStyle w:val="ListBullet"/>
-      </w:pPr>
-      <w:r>
-        <w:t>O conteúdo binário do ficheiro deve corresponder a um PDF válido, verificado pela assinatura %PDF no cabeçalho.</w:t>
+        <w:t>O tratamento de erros distingue dois cenários com comportamentos distintos:</w:t>
       </w:r>
     </w:p>
     <w:p>
@@ -3498,15 +3750,7 @@
           <w:i w:val="0"/>
           <w:sz w:val="22"/>
         </w:rPr>
-        <w:t>A validação do conteúdo é realizada através da leitura parcial dos primeiros bytes do objeto, evitando o descarregamento completo do ficheiro para memória. Ficheiros inválidos são automaticamente removidos do bucket, impedindo que documentos corrompidos avancem para a etapa de vetorização. Todos os erros são registados em etl_logs_pdfs.</w:t>
-      </w:r>
-    </w:p>
-    <w:p>
-      <w:pPr>
-        <w:pStyle w:val="Heading3"/>
-      </w:pPr>
-      <w:r>
-        <w:t>5.4.2   Ingestão</w:t>
+        <w:t>Erros de acesso: falhas de rede ou erros S3 que impeçam a leitura do ficheiro marcam o registo como FAILED sem eliminar o objeto do bucket, por poderem ser transitórios e não indicarem necessariamente um ficheiro corrompido.</w:t>
       </w:r>
     </w:p>
     <w:p>
@@ -3517,15 +3761,7 @@
           <w:i w:val="0"/>
           <w:sz w:val="22"/>
         </w:rPr>
-        <w:t>O módulo ingest_vectorialdb.py é responsável pelo processamento semântico dos relatórios PDF, compreendendo cinco etapas sequenciais.</w:t>
-      </w:r>
-    </w:p>
-    <w:p>
-      <w:pPr>
-        <w:pStyle w:val="Heading4"/>
-      </w:pPr>
-      <w:r>
-        <w:t>Etapa 1 — Extração de conteúdo por página</w:t>
+        <w:t>Conteúdo inválido: ficheiros cujo conteúdo não contenha a assinatura %PDF são eliminados do bucket e o registo é marcado como FAILED. Esta distinção evita deleções desnecessárias de documentos válidos em caso de instabilidade temporária do serviço.</w:t>
       </w:r>
     </w:p>
     <w:p>
@@ -3536,7 +3772,15 @@
           <w:i w:val="0"/>
           <w:sz w:val="22"/>
         </w:rPr>
-        <w:t>Os ficheiros PDF são lidos diretamente do MinIO para memória, sem persistência intermédia em disco, e processados página a página com recurso à biblioteca pdfplumber. Para cada página, são aplicadas duas estratégias complementares de extração:</w:t>
+        <w:t>A consulta usa FOR UPDATE SKIP LOCKED e todos os erros são registados em etl_logs_pdfs com o passo validate_bronze_unstructured.</w:t>
+      </w:r>
+    </w:p>
+    <w:p>
+      <w:pPr>
+        <w:pStyle w:val="Heading3"/>
+      </w:pPr>
+      <w:r>
+        <w:t>5.4.2   Ingestão</w:t>
       </w:r>
     </w:p>
     <w:p>
@@ -3547,7 +3791,15 @@
           <w:i w:val="0"/>
           <w:sz w:val="22"/>
         </w:rPr>
-        <w:t>Extração de texto corrido: o sistema identifica previamente as regiões ocupadas por tabelas e extrai o texto exclusivamente das áreas não tabulares, garantindo coerência estrutural e reduzindo o ruído provocado por tabelas interpretadas como texto linear.</w:t>
+        <w:t>O módulo silver.py é responsável pelo processamento semântico dos relatórios com pipeline_status = 'BRONZE_OK', compreendendo as seguintes etapas.</w:t>
+      </w:r>
+    </w:p>
+    <w:p>
+      <w:pPr>
+        <w:pStyle w:val="Heading4"/>
+      </w:pPr>
+      <w:r>
+        <w:t>Fornecedor de embeddings</w:t>
       </w:r>
     </w:p>
     <w:p>
@@ -3558,7 +3810,15 @@
           <w:i w:val="0"/>
           <w:sz w:val="22"/>
         </w:rPr>
-        <w:t>Extração de tabelas: as tabelas detetadas são extraídas preservando a sua estrutura bidimensional. Os valores de cada célula são separados pelo delimitador | e cada tabela é prefixada com a marcação [TABELA], facilitando a sua distinção relativamente ao texto corrido durante etapas subsequentes.</w:t>
+        <w:t>O sistema suporta dois fornecedores configuráveis, selecionados dinamicamente através da tabela pipeline_settings: Ollama com o modelo mxbai-embed-large para execução local (1 worker), e Google Gemini com o modelo text-embedding-004 para execução remota (até 4 workers paralelos). Esta flexibilidade permite equilibrar privacidade, desempenho e custo computacional conforme as necessidades.</w:t>
+      </w:r>
+    </w:p>
+    <w:p>
+      <w:pPr>
+        <w:pStyle w:val="Heading4"/>
+      </w:pPr>
+      <w:r>
+        <w:t>Gestão de documentos já indexados</w:t>
       </w:r>
     </w:p>
     <w:p>
@@ -3569,7 +3829,7 @@
           <w:i w:val="0"/>
           <w:sz w:val="22"/>
         </w:rPr>
-        <w:t>Após a extração, o texto corrido e as tabelas de cada página são combinados num único objeto documental, enriquecido com metadados de origem (nome do ficheiro e número da página). Páginas sem conteúdo relevante são automaticamente descartadas.</w:t>
+        <w:t>Antes do processamento, o sistema consulta a tabela langchain_pg_embedding para identificar documentos já indexados. Para estes, os chunks anteriores são eliminados antes do início do novo processamento, garantindo que a base vetorial reflita sempre a versão mais recente dos documentos sem acumulação de embeddings duplicados.</w:t>
       </w:r>
     </w:p>
     <w:p>
@@ -3577,7 +3837,7 @@
         <w:pStyle w:val="Heading4"/>
       </w:pPr>
       <w:r>
-        <w:t>Etapa 2 — Divisão em chunks</w:t>
+        <w:t>Extração de conteúdo por página</w:t>
       </w:r>
     </w:p>
     <w:p>
@@ -3588,31 +3848,15 @@
           <w:i w:val="0"/>
           <w:sz w:val="22"/>
         </w:rPr>
-        <w:t>Os documentos são subdivididos em segmentos menores (chunks) para facilitar o processamento e melhorar a qualidade das representações semânticas. É utilizado o RecursiveCharacterTextSplitter do LangChain, com a seguinte configuração:</w:t>
-      </w:r>
-    </w:p>
-    <w:p>
-      <w:pPr>
-        <w:pStyle w:val="ListBullet"/>
-      </w:pPr>
-      <w:r>
-        <w:t>Tamanho máximo por chunk: 500 caracteres;</w:t>
-      </w:r>
-    </w:p>
-    <w:p>
-      <w:pPr>
-        <w:pStyle w:val="ListBullet"/>
-      </w:pPr>
-      <w:r>
-        <w:t>Sobreposição entre chunks consecutivos: 50 caracteres, preservando contexto nas fronteiras entre segmentos;</w:t>
-      </w:r>
-    </w:p>
-    <w:p>
-      <w:pPr>
-        <w:pStyle w:val="ListBullet"/>
-      </w:pPr>
-      <w:r>
-        <w:t>Limite de segurança: chunks com mais de 1000 caracteres são truncados.</w:t>
+        <w:t>Os ficheiros PDF são lidos diretamente do MinIO para memória, sem persistência intermédia em disco, e processados página a página com recurso à biblioteca pdfplumber. Para cada página são aplicadas duas estratégias complementares: o texto corrido é extraído excluindo as regiões ocupadas por tabelas (identificadas previamente), e as tabelas são extraídas preservando a estrutura bidimensional, com células separadas pelo delimitador | e prefixadas com a marcação [TABELA]. O texto e as tabelas de cada página são combinados num único objeto documental com metadados de origem (nome do ficheiro e número da página). Páginas sem conteúdo relevante são descartadas.</w:t>
+      </w:r>
+    </w:p>
+    <w:p>
+      <w:pPr>
+        <w:pStyle w:val="Heading4"/>
+      </w:pPr>
+      <w:r>
+        <w:t>Divisão em chunks e atribuição de identificadores</w:t>
       </w:r>
     </w:p>
     <w:p>
@@ -3623,7 +3867,7 @@
           <w:i w:val="0"/>
           <w:sz w:val="22"/>
         </w:rPr>
-        <w:t>O método de divisão recursiva respeita, sempre que possível, a estrutura natural do texto, privilegiando separadores semânticos como parágrafos e quebras de linha antes de recorrer a divisões arbitrárias ao nível de caracteres.</w:t>
+        <w:t>Os documentos são subdivididos pelo RecursiveCharacterTextSplitter do LangChain, com tamanho máximo de 500 caracteres e sobreposição de 50 caracteres entre chunks consecutivos. O método de divisão respeita a estrutura natural do texto, privilegiando separadores semânticos como parágrafos e quebras de linha. Cada chunk recebe um identificador determinístico no formato &lt;ficheiro&gt;:&lt;página&gt;:&lt;índice&gt;, permitindo rastrear a origem exata de cada fragmento.</w:t>
       </w:r>
     </w:p>
     <w:p>
@@ -3631,7 +3875,7 @@
         <w:pStyle w:val="Heading4"/>
       </w:pPr>
       <w:r>
-        <w:t>Etapa 3 — Atribuição de identificadores únicos</w:t>
+        <w:t>Geração de embeddings e armazenamento vetorial</w:t>
       </w:r>
     </w:p>
     <w:p>
@@ -3642,14 +3886,10 @@
           <w:i w:val="0"/>
           <w:sz w:val="22"/>
         </w:rPr>
-        <w:t>Cada chunk gerado é associado a um identificador único, construído de forma determinística no formato:</w:t>
-      </w:r>
-    </w:p>
-    <w:p>
-      <w:pPr>
-        <w:spacing w:after="40"/>
-        <w:ind w:left="425"/>
-      </w:pPr>
+        <w:t>O processamento é dividido em duas fases para evitar timeouts causados por ligações de base de dados inativas. Na primeira fase, todos os embeddings são gerados em lotes de 200 chunks sem qualquer ligação à base de dados aberta. Na segunda fase, os vetores pré-calculados são inseridos em lotes de 50 chunks utilizando ligações NullPool — cada lote abre e fecha a sua própria ligação independente, eliminando problemas de TCP abort em ambientes Windows. Os vetores são persistidos na coleção documents da base de dados vector_db via integração LangChain/PGVector.</w:t>
+      </w:r>
+    </w:p>
+    <w:p>
       <w:r>
         <w:rPr>
           <w:rFonts w:ascii="Arial" w:hAnsi="Arial"/>
@@ -3657,67 +3897,7 @@
           <w:i w:val="0"/>
           <w:sz w:val="22"/>
         </w:rPr>
-        <w:t>&lt;nome_do_ficheiro&gt;:&lt;número_da_página&gt;:&lt;índice_do_chunk_na_página&gt;</w:t>
-      </w:r>
-    </w:p>
-    <w:p>
-      <w:r>
-        <w:rPr>
-          <w:rFonts w:ascii="Arial" w:hAnsi="Arial"/>
-          <w:b w:val="0"/>
-          <w:i w:val="0"/>
-          <w:sz w:val="22"/>
-        </w:rPr>
-        <w:t>Este formato permite reconstituir a origem exata de cada fragmento de informação, facilitar a auditoria do processo de ingestão e manter a ligação entre os embeddings e o documento original.</w:t>
-      </w:r>
-    </w:p>
-    <w:p>
-      <w:pPr>
-        <w:pStyle w:val="Heading4"/>
-      </w:pPr>
-      <w:r>
-        <w:t>Etapa 4 — Geração de embeddings</w:t>
-      </w:r>
-    </w:p>
-    <w:p>
-      <w:r>
-        <w:rPr>
-          <w:rFonts w:ascii="Arial" w:hAnsi="Arial"/>
-          <w:b w:val="0"/>
-          <w:i w:val="0"/>
-          <w:sz w:val="22"/>
-        </w:rPr>
-        <w:t>Os chunks são agrupados em lotes de 50 elementos e enviados para o modelo mxbai-embed-large, executado localmente via Ollama. Este modelo transforma cada chunk num vetor denso de 1024 dimensões, codificando a sua representação semântica. Textos com significados semelhantes tendem a ser representados por vetores próximos no espaço vetorial, permitindo operações eficientes de pesquisa por similaridade.</w:t>
-      </w:r>
-    </w:p>
-    <w:p>
-      <w:pPr>
-        <w:pStyle w:val="Heading4"/>
-      </w:pPr>
-      <w:r>
-        <w:t>Etapa 5 — Armazenamento vetorial</w:t>
-      </w:r>
-    </w:p>
-    <w:p>
-      <w:r>
-        <w:rPr>
-          <w:rFonts w:ascii="Arial" w:hAnsi="Arial"/>
-          <w:b w:val="0"/>
-          <w:i w:val="0"/>
-          <w:sz w:val="22"/>
-        </w:rPr>
-        <w:t>Os vetores resultantes são persistidos na base de dados vetorial vector_db, implementada em PostgreSQL com a extensão pgvector. A inserção é realizada na coleção documents através da integração entre o LangChain e o PGVector. O processamento em lotes otimiza o desempenho e o consumo de memória, e eventuais falhas em lotes individuais não interrompem o processamento dos restantes.</w:t>
-      </w:r>
-    </w:p>
-    <w:p>
-      <w:r>
-        <w:rPr>
-          <w:rFonts w:ascii="Arial" w:hAnsi="Arial"/>
-          <w:b w:val="0"/>
-          <w:i w:val="0"/>
-          <w:sz w:val="22"/>
-        </w:rPr>
-        <w:t>A ingestão é incremental: antes do início do processamento, o sistema verifica os documentos já indexados consultando a tabela langchain_pg_embedding e identificando as fontes previamente processadas, evitando duplicação computacional.</w:t>
+        <w:t>Em caso de erro S3 do tipo NoSuchKey — ficheiro não encontrado no bucket — o registo é reposto para PENDING em vez de FAILED, permitindo uma nova tentativa após um upload manual posterior. Os relatórios processados com sucesso são marcados como DONE.</w:t>
       </w:r>
     </w:p>
     <w:p>
@@ -3835,7 +4015,7 @@
           <w:i w:val="0"/>
           <w:sz w:val="22"/>
         </w:rPr>
-        <w:t>Para garantir robustez, o orquestrador implementa um mecanismo de crash recovery: no arranque de cada execução, quaisquer ficheiros que tenham ficado com estado PROCESSING de uma execução anterior interrompida são repostos para o estado PENDING, evitando que permaneçam bloqueados indefinidamente.</w:t>
+        <w:t>Para garantir que apenas uma instância do pipeline executa em simultâneo, o orquestrador adquire um advisory lock do PostgreSQL no arranque. Se outra instância estiver em execução, a nova tentativa é abortada imediatamente. Adicionalmente, o crash recovery repõe para PENDING quaisquer ficheiros nos estados PROCESSING ou VALIDATED de execuções anteriores interrompidas, evitando que permaneçam bloqueados indefinidamente.</w:t>
       </w:r>
     </w:p>
     <w:p>
@@ -3846,7 +4026,7 @@
           <w:i w:val="0"/>
           <w:sz w:val="22"/>
         </w:rPr>
-        <w:t>O ciclo de vida de cada ficheiro no pipeline é rastreado pelo campo pipeline_status na tabela op_data, seguindo a transição de estados: PENDING → PROCESSING → BRONZE_OK → SILVER_OK → DONE. Em caso de erro em qualquer etapa, o estado passa a FAILED, sendo a causa do erro registada no campo pipeline_error, facilitando o diagnóstico e a eventual reparação do registo.</w:t>
+        <w:t>O ciclo de vida de cada ficheiro no pipeline é rastreado pelo campo pipeline_status na tabela op_data, seguindo a transição de estados: PENDING → VALIDATED → PROCESSING → BRONZE_OK → PROCESSING → SILVER_OK → DONE. Em caso de erro em qualquer etapa, o estado passa a FAILED, sendo a causa do erro registada no campo pipeline_error, facilitando o diagnóstico e a eventual reparação do registo.</w:t>
       </w:r>
     </w:p>
     <w:p>
@@ -3884,7 +4064,39 @@
           <w:i w:val="0"/>
           <w:sz w:val="22"/>
         </w:rPr>
-        <w:t>Para cada ficheiro de dados registado, é necessário armazenar a que relatório os dados estão associados, identificar o ficheiro através de um link de download ou de um upload direto, e opcionalmente especificar a função de extração a aplicar. Adicionalmente, pode ser atribuído um nome descritivo que facilite a identificação do ficheiro no sistema.</w:t>
+        <w:t>O formulário de dados é intencionalmente simples, exigindo apenas as informações estritamente necessárias para identificar o ficheiro e associá-lo ao seu relatório de origem:</w:t>
+      </w:r>
+    </w:p>
+    <w:p>
+      <w:pPr>
+        <w:pStyle w:val="ListBullet"/>
+      </w:pPr>
+      <w:r>
+        <w:t>Relatório de origem: obrigatório; associação ao relatório PDF correspondente, selecionado através de um dropdown que apresenta os relatórios já registados no sistema;</w:t>
+      </w:r>
+    </w:p>
+    <w:p>
+      <w:pPr>
+        <w:pStyle w:val="ListBullet"/>
+      </w:pPr>
+      <w:r>
+        <w:t>Ficheiro: obrigatório; indicado através de um URL de download ou de um upload direto. São aceites os formatos .json, .csv, .xlsx, .xls, .xml e .zip;</w:t>
+      </w:r>
+    </w:p>
+    <w:p>
+      <w:pPr>
+        <w:pStyle w:val="ListBullet"/>
+      </w:pPr>
+      <w:r>
+        <w:t>Nome: opcional; nome descritivo para facilitar a identificação do ficheiro na interface;</w:t>
+      </w:r>
+    </w:p>
+    <w:p>
+      <w:pPr>
+        <w:pStyle w:val="ListBullet"/>
+      </w:pPr>
+      <w:r>
+        <w:t>Toggle AI: botão que controla o campo auto_generate — ativo por defeito, indica ao pipeline que deve resolver a função de transformação automaticamente. Quando desativado, o pipeline utilizará apenas mapeamentos manuais configurados no Painel de Controlo.</w:t>
       </w:r>
     </w:p>
     <w:p>
@@ -3895,7 +4107,7 @@
           <w:i w:val="0"/>
           <w:sz w:val="22"/>
         </w:rPr>
-        <w:t>O campo de função de extração reveste-se de particular importância, pois é ele que define a lógica de transformação a aplicar na fase Silver. Quando o utilizador não conhece a função adequada ou não existe nenhuma definida para a fonte, o sistema disponibiliza o mecanismo de geração automática descrito na secção 6.1.3.</w:t>
+        <w:t>A lógica de transformação a aplicar na fase Silver não é especificada pelo utilizador durante a ingestão. É determinada automaticamente pelo pipeline com base no source_code do relatório de origem, conforme descrito na secção 6.4.1.</w:t>
       </w:r>
     </w:p>
     <w:p>
@@ -3911,7 +4123,7 @@
         <w:pStyle w:val="Heading4"/>
       </w:pPr>
       <w:r>
-        <w:t>Ingestão por URL</w:t>
+        <w:t>Ingestão por Formulário</w:t>
       </w:r>
     </w:p>
     <w:p>
@@ -3922,37 +4134,7 @@
           <w:i w:val="0"/>
           <w:sz w:val="22"/>
         </w:rPr>
-        <w:t>O modo URL permite registar ficheiros de dados disponíveis online. O utilizador indica o URL de download e, opcionalmente, a função de extração a aplicar. É possível adicionar vários URLs a uma lista antes de submeter em conjunto, permitindo registar múltiplos ficheiros numa única operação. Este modo é adequado para fontes publicamente acessíveis através de URLs diretos e estáveis, como APIs de organizações internacionais.</w:t>
-      </w:r>
-    </w:p>
-    <w:p>
-      <w:pPr>
-        <w:pStyle w:val="Heading4"/>
-      </w:pPr>
-      <w:r>
-        <w:t>Ingestão por Upload de Ficheiro</w:t>
-      </w:r>
-    </w:p>
-    <w:p>
-      <w:r>
-        <w:rPr>
-          <w:rFonts w:ascii="Arial" w:hAnsi="Arial"/>
-          <w:b w:val="0"/>
-          <w:i w:val="0"/>
-          <w:sz w:val="22"/>
-        </w:rPr>
-        <w:t>Quando os ficheiros não estão disponíveis online, o utilizador pode carregá-los diretamente. São aceites os formatos .json, .csv, .xlsx, .xls, .xml e .zip. Os ficheiros são imediatamente armazenados no bucket Bronze do MinIO e o campo file_url fica vazio em op_data — o pipeline reconhece esta situação e não tentará descarregar o ficheiro, uma vez que ele já se encontra disponível no data lake.</w:t>
-      </w:r>
-    </w:p>
-    <w:p>
-      <w:r>
-        <w:rPr>
-          <w:rFonts w:ascii="Arial" w:hAnsi="Arial"/>
-          <w:b w:val="0"/>
-          <w:i w:val="0"/>
-          <w:sz w:val="22"/>
-        </w:rPr>
-        <w:t>Este modo disponibiliza dois submodos de associação. No modo clássico, cada ficheiro é associado a uma função de extração, resultando num registo por ficheiro. No modo de pares, um único ficheiro pode ser associado a múltiplas funções de extração, gerando automaticamente um registo em op_data por cada combinação. Este submodo é útil quando um ficheiro contém informação de naturezas distintas que requerem transformações diferentes.</w:t>
+        <w:t>O modo formulário permite registar um ou múltiplos ficheiros de dados. O utilizador seleciona o relatório de origem, indica o URL de download ou faz upload do ficheiro, e define o toggle AI. No caso de upload, são aceites múltiplos ficheiros em simultâneo — cada ficheiro gera um registo independente em op_data. Os ficheiros carregados por upload são imediatamente armazenados no bucket Bronze do MinIO; o campo file_url fica nulo em op_data e o pipeline reconhece esta situação sem tentar efetuar qualquer download.</w:t>
       </w:r>
     </w:p>
     <w:p>
@@ -3972,58 +4154,6 @@
           <w:sz w:val="22"/>
         </w:rPr>
         <w:t>Para registar um grande número de ficheiros de forma eficiente, a aplicação suporta a importação em lote através de um ficheiro JSON. O formato suporta comentários no estilo // ... (JSONC), permitindo anotar ou desativar temporariamente entradas. O processamento utiliza savepoints de base de dados, garantindo que uma falha num registo individual não interrompe a importação dos restantes. No final é apresentado um resumo com o número de registos inseridos com sucesso e a lista de erros encontrados.</w:t>
-      </w:r>
-    </w:p>
-    <w:p>
-      <w:pPr>
-        <w:pStyle w:val="Heading3"/>
-      </w:pPr>
-      <w:r>
-        <w:t>6.1.3   Geração Automática de Funções de Extração</w:t>
-      </w:r>
-    </w:p>
-    <w:p>
-      <w:r>
-        <w:rPr>
-          <w:rFonts w:ascii="Arial" w:hAnsi="Arial"/>
-          <w:b w:val="0"/>
-          <w:i w:val="0"/>
-          <w:sz w:val="22"/>
-        </w:rPr>
-        <w:t>O campo de função de extração é o mais complexo de preencher, especialmente para utilizadores sem experiência em Python ou no contexto de pipelines de dados. Inicialmente, as funções eram criadas de forma totalmente manual: era necessário analisar cada ficheiro, compreender a sua estrutura e desenvolver o código Python de transformação. Trata-se de um processo moroso, técnico e pouco escalável.</w:t>
-      </w:r>
-    </w:p>
-    <w:p>
-      <w:r>
-        <w:rPr>
-          <w:rFonts w:ascii="Arial" w:hAnsi="Arial"/>
-          <w:b w:val="0"/>
-          <w:i w:val="0"/>
-          <w:sz w:val="22"/>
-        </w:rPr>
-        <w:t>Para superar esta limitação, foi implementado um sistema de geração automática de funções assistida por inteligência artificial. Ao clicar no botão "Gerar", o utilizador abre uma janela onde seleciona o tipo de ficheiro (indicadores ou valores) e acciona a análise automática. O sistema inspeciona os primeiros bytes do ficheiro para detetar o formato (JSON, CSV, Excel ou XML) e constrói uma representação compacta da sua estrutura, que é enviada juntamente com um prompt especializado ao modelo Mistral via Ollama.</w:t>
-      </w:r>
-    </w:p>
-    <w:p>
-      <w:r>
-        <w:rPr>
-          <w:rFonts w:ascii="Arial" w:hAnsi="Arial"/>
-          <w:b w:val="0"/>
-          <w:i w:val="0"/>
-          <w:sz w:val="22"/>
-        </w:rPr>
-        <w:t>O modelo gera uma função Python que transforma o ficheiro num DataFrame com as cinco colunas normalizadas exigidas pelo pipeline: location_code, indicator_code, indicator_name, year e value. O código gerado é submetido a até três tentativas de validação, executando a função sobre os dados reais e verificando que o output satisfaz os requisitos estruturais. Em caso de falha, é gerada uma dica contextual específica ao tipo de erro (por exemplo, variáveis None em .items() aninhados) e a tentativa é repetida com temperatura aumentada.</w:t>
-      </w:r>
-    </w:p>
-    <w:p>
-      <w:r>
-        <w:rPr>
-          <w:rFonts w:ascii="Arial" w:hAnsi="Arial"/>
-          <w:b w:val="0"/>
-          <w:i w:val="0"/>
-          <w:sz w:val="22"/>
-        </w:rPr>
-        <w:t>Após validação bem-sucedida, a função gerada é apresentada ao utilizador juntamente com um preview das primeiras três linhas do DataFrame resultante. Só após confirmação a função é persistida no ficheiro silver_functions_auto.json e registada na tabela source_function_mapping, tornando-se disponível para futuras execuções do pipeline. Esta abordagem garante que a plataforma consegue integrar continuamente novas fontes de dados sem necessitar de intervenção manual de um programador.</w:t>
       </w:r>
     </w:p>
     <w:p>
@@ -4349,56 +4479,6 @@
                 <w:b w:val="0"/>
                 <w:sz w:val="20"/>
               </w:rPr>
-              <w:t>extract_function</w:t>
-            </w:r>
-          </w:p>
-        </w:tc>
-        <w:tc>
-          <w:tcPr>
-            <w:tcW w:type="dxa" w:w="3041"/>
-          </w:tcPr>
-          <w:p>
-            <w:r/>
-            <w:r>
-              <w:rPr>
-                <w:rFonts w:ascii="Arial" w:hAnsi="Arial"/>
-                <w:b w:val="0"/>
-                <w:sz w:val="20"/>
-              </w:rPr>
-              <w:t>TEXT</w:t>
-            </w:r>
-          </w:p>
-        </w:tc>
-        <w:tc>
-          <w:tcPr>
-            <w:tcW w:type="dxa" w:w="3041"/>
-          </w:tcPr>
-          <w:p>
-            <w:r/>
-            <w:r>
-              <w:rPr>
-                <w:rFonts w:ascii="Arial" w:hAnsi="Arial"/>
-                <w:b w:val="0"/>
-                <w:sz w:val="20"/>
-              </w:rPr>
-              <w:t>Nome da função de transformação a aplicar na fase Silver.</w:t>
-            </w:r>
-          </w:p>
-        </w:tc>
-      </w:tr>
-      <w:tr>
-        <w:tc>
-          <w:tcPr>
-            <w:tcW w:type="dxa" w:w="3041"/>
-          </w:tcPr>
-          <w:p>
-            <w:r/>
-            <w:r>
-              <w:rPr>
-                <w:rFonts w:ascii="Arial" w:hAnsi="Arial"/>
-                <w:b w:val="0"/>
-                <w:sz w:val="20"/>
-              </w:rPr>
               <w:t>auto_generate</w:t>
             </w:r>
           </w:p>
@@ -4431,7 +4511,7 @@
                 <w:b w:val="0"/>
                 <w:sz w:val="20"/>
               </w:rPr>
-              <w:t>Indica se a função de extração deve ser gerada automaticamente por IA.</w:t>
+              <w:t>Indica se a função de transformação deve ser resolvida com recurso a IA (TRUE) ou apenas via mapeamento manual (FALSE). Predefinição: TRUE.</w:t>
             </w:r>
           </w:p>
         </w:tc>
@@ -4481,7 +4561,7 @@
                 <w:b w:val="0"/>
                 <w:sz w:val="20"/>
               </w:rPr>
-              <w:t>Estado atual do ficheiro no pipeline (PENDING, PROCESSING, BRONZE_OK, SILVER_OK, DONE, FAILED).</w:t>
+              <w:t>Estado atual do ficheiro no pipeline (PENDING, VALIDATED, PROCESSING, BRONZE_OK, SILVER_OK, DONE, FAILED).</w:t>
             </w:r>
           </w:p>
         </w:tc>
@@ -4581,7 +4661,106 @@
                 <w:b w:val="0"/>
                 <w:sz w:val="20"/>
               </w:rPr>
-              <w:t>Timestamp de criação do registo; utilizado no controlo incremental.</w:t>
+              <w:t>Timestamp de criação do registo.</w:t>
+            </w:r>
+          </w:p>
+        </w:tc>
+      </w:tr>
+      <w:tr>
+        <w:tc>
+          <w:tcPr>
+            <w:tcW w:type="dxa" w:w="3041"/>
+          </w:tcPr>
+          <w:p>
+            <w:r/>
+            <w:r>
+              <w:rPr>
+                <w:rFonts w:ascii="Arial" w:hAnsi="Arial"/>
+                <w:b w:val="0"/>
+                <w:sz w:val="20"/>
+              </w:rPr>
+              <w:t>transform_fn_name</w:t>
+            </w:r>
+          </w:p>
+        </w:tc>
+        <w:tc>
+          <w:tcPr>
+            <w:tcW w:type="dxa" w:w="3041"/>
+          </w:tcPr>
+          <w:p>
+            <w:r/>
+            <w:r>
+              <w:rPr>
+                <w:rFonts w:ascii="Arial" w:hAnsi="Arial"/>
+                <w:b w:val="0"/>
+                <w:sz w:val="20"/>
+              </w:rPr>
+              <w:t>TEXT</w:t>
+            </w:r>
+          </w:p>
+        </w:tc>
+        <w:tc>
+          <w:tcPr>
+            <w:tcW w:type="dxa" w:w="3041"/>
+          </w:tcPr>
+          <w:p>
+            <w:r/>
+            <w:r>
+              <w:rPr>
+                <w:rFonts w:ascii="Arial" w:hAnsi="Arial"/>
+                <w:b w:val="0"/>
+                <w:sz w:val="20"/>
+              </w:rPr>
+              <w:t>Nome da função de transformação efetivamente aplicada na fase Silver; preenchido após transformação bem-sucedida.</w:t>
+            </w:r>
+          </w:p>
+        </w:tc>
+      </w:tr>
+      <w:tr>
+        <w:tc>
+          <w:tcPr>
+            <w:tcW w:type="dxa" w:w="3041"/>
+          </w:tcPr>
+          <w:p>
+            <w:r/>
+            <w:r>
+              <w:rPr>
+                <w:rFonts w:ascii="Arial" w:hAnsi="Arial"/>
+                <w:b w:val="0"/>
+                <w:sz w:val="20"/>
+              </w:rPr>
+              <w:t>transform_fn_source TEXT</w:t>
+            </w:r>
+          </w:p>
+        </w:tc>
+        <w:tc>
+          <w:tcPr>
+            <w:tcW w:type="dxa" w:w="3041"/>
+          </w:tcPr>
+          <w:p>
+            <w:r/>
+            <w:r>
+              <w:rPr>
+                <w:rFonts w:ascii="Arial" w:hAnsi="Arial"/>
+                <w:b w:val="0"/>
+                <w:sz w:val="20"/>
+              </w:rPr>
+              <w:t>Origem da função utilizada: manual, ai_cache ou ai_gerada.</w:t>
+            </w:r>
+          </w:p>
+        </w:tc>
+        <w:tc>
+          <w:tcPr>
+            <w:tcW w:type="dxa" w:w="3041"/>
+          </w:tcPr>
+          <w:p>
+            <w:r/>
+            <w:r>
+              <w:rPr>
+                <w:rFonts w:ascii="Arial" w:hAnsi="Arial"/>
+                <w:b w:val="0"/>
+                <w:sz w:val="20"/>
+              </w:rPr>
             </w:r>
           </w:p>
         </w:tc>
@@ -4596,18 +4775,7 @@
           <w:i w:val="0"/>
           <w:sz w:val="22"/>
         </w:rPr>
-        <w:t>O campo extract_function não se limita a descrever o ficheiro — determina diretamente a lógica de processamento que lhe será aplicada, constituindo uma ligação explícita entre os metadados operacionais e o comportamento do pipeline na camada Silver.</w:t>
-      </w:r>
-    </w:p>
-    <w:p>
-      <w:r>
-        <w:rPr>
-          <w:rFonts w:ascii="Arial" w:hAnsi="Arial"/>
-          <w:b w:val="0"/>
-          <w:i w:val="0"/>
-          <w:sz w:val="22"/>
-        </w:rPr>
-        <w:t>O campo auto_generate, quando definido como TRUE, indica ao pipeline que deve tentar gerar automaticamente a função de extração via IA caso não exista mapeamento manual configurado para a fonte, seguindo a lógica descrita na secção 6.1.3.</w:t>
+        <w:t>O campo auto_generate é o único controlo que o utilizador exerce sobre a resolução da função de transformação. Quando TRUE, o pipeline tenta resolver a função por ordem de prioridade (mapeamento AI em cache, geração nova via IA, fallback manual); quando FALSE, utiliza exclusivamente o mapeamento manual configurado no Painel de Controlo. A lógica completa de resolução está descrita na secção 6.4.1.</w:t>
       </w:r>
     </w:p>
     <w:p>
@@ -4656,7 +4824,7 @@
           <w:i w:val="0"/>
           <w:sz w:val="22"/>
         </w:rPr>
-        <w:t>O processo seleciona os registos com estado PENDING, com base no timestamp da última execução para garantir incrementalidade. Para cada registo são aplicadas quatro regras de validação:</w:t>
+        <w:t>O processo seleciona os registos com pipeline_status = 'PENDING' e aplica duas regras de validação:</w:t>
       </w:r>
     </w:p>
     <w:p>
@@ -4664,7 +4832,7 @@
         <w:pStyle w:val="ListBullet"/>
       </w:pPr>
       <w:r>
-        <w:t>Campo created_at: verifica se a data de criação está preenchida;</w:t>
+        <w:t>Campo report_id: o campo não pode ser nulo e o relatório referenciado deve existir em op_report, assegurando integridade referencial. A verificação é realizada em batch — uma única consulta para todos os report_ids presentes —, em vez de N consultas individuais;</w:t>
       </w:r>
     </w:p>
     <w:p>
@@ -4672,23 +4840,7 @@
         <w:pStyle w:val="ListBullet"/>
       </w:pPr>
       <w:r>
-        <w:t>Campo report_id: confirma que o relatório referenciado existe em op_report, assegurando integridade referencial;</w:t>
-      </w:r>
-    </w:p>
-    <w:p>
-      <w:pPr>
-        <w:pStyle w:val="ListBullet"/>
-      </w:pPr>
-      <w:r>
-        <w:t>Campo file_url: valida que o URL, quando presente, é formalmente correto (iniciando com http);</w:t>
-      </w:r>
-    </w:p>
-    <w:p>
-      <w:pPr>
-        <w:pStyle w:val="ListBullet"/>
-      </w:pPr>
-      <w:r>
-        <w:t>Campo extract_function: verifica que a função de extração se encontra registada no dicionário EXTRACT_FUNCTIONS do módulo silver_functions.py.</w:t>
+        <w:t>Campo file_url: quando presente, deve ser um URL formalmente válido com esquema http ou https e domínio não vazio.</w:t>
       </w:r>
     </w:p>
     <w:p>
@@ -4699,7 +4851,7 @@
           <w:i w:val="0"/>
           <w:sz w:val="22"/>
         </w:rPr>
-        <w:t>Registos inválidos são excluídos do processamento subsequente e os erros registados em etl_logs_dados. O módulo devolve dois conjuntos: valid_ids (registos aprovados) e invalid_ids (registos rejeitados), permitindo ao orquestrador prosseguir apenas com dados consistentes.</w:t>
+        <w:t>Registos aprovados são marcados com o estado intermédio VALIDATED, separando explicitamente a fase de validação da fase de download. Registos inválidos são marcados como FAILED e os erros registados em etl_logs_dados com o passo validate_opdata.</w:t>
       </w:r>
     </w:p>
     <w:p>
@@ -4718,7 +4870,18 @@
           <w:i w:val="0"/>
           <w:sz w:val="22"/>
         </w:rPr>
-        <w:t>A fase de ingestão, implementada no módulo bronze.py, é responsável pela transferência incremental dos ficheiros validados para o bucket Bronze do MinIO. O pipeline obtém o timestamp da última execução e constrói uma blacklist dinâmica com os file_id previamente associados a falhas no passo ingest_raw, evitando tentativas repetidas de reprocessamento de ficheiros já identificados como problemáticos.</w:t>
+        <w:t>A fase de ingestão, implementada no módulo bronze.py, é responsável pela transferência paralela dos ficheiros validados para o bucket Bronze do MinIO. O pipeline seleciona os registos com estado VALIDATED utilizando FOR UPDATE SKIP LOCKED para segurança concorrente, e transita todos imediatamente para PROCESSING antes de iniciar os downloads.</w:t>
+      </w:r>
+    </w:p>
+    <w:p>
+      <w:r>
+        <w:rPr>
+          <w:rFonts w:ascii="Arial" w:hAnsi="Arial"/>
+          <w:b w:val="0"/>
+          <w:i w:val="0"/>
+          <w:sz w:val="22"/>
+        </w:rPr>
+        <w:t>O processamento é realizado em paralelo por até 8 workers concorrentes. Para evitar rate-limiting em servidores externos, são utilizados semáforos por domínio que limitam a 8 o número máximo de pedidos simultâneos para o mesmo host. Em caso de erros HTTP 5xx ou 429, o sistema executa até 3 tentativas com esperas progressivas de 5, 15 e 30 segundos. Erros de rede como ConnectionError e Timeout seguem a mesma lógica de retry.</w:t>
       </w:r>
     </w:p>
     <w:p>
@@ -4740,7 +4903,7 @@
           <w:i w:val="0"/>
           <w:sz w:val="22"/>
         </w:rPr>
-        <w:t>Ficheiros com file_url preenchido: o pipeline executa um pedido HTTP ao endereço especificado, obtém o conteúdo binário e armazena-o no bucket Bronze utilizando o file_id como chave, garantindo unicidade. São associados metadados ao objeto (report_id, extract_function, created_at) para rastreabilidade. O sistema executa ainda uma deteção básica do formato do ficheiro — CSV, JSON, Excel, XML ou ZIP — baseada na extensão do URL e em heurísticas sobre o conteúdo.</w:t>
+        <w:t>Ficheiros com file_url preenchido: o pipeline executa um pedido HTTP ao endereço especificado, obtém o conteúdo binário e armazena-o no bucket Bronze utilizando o file_id como chave, garantindo unicidade. O formato do ficheiro é detetado a partir da extensão do URL e de magic bytes — PK para ZIP e Excel legacy, {/[ para JSON, &lt; para XML, e fallback para CSV via análise do conteúdo — e registado nos metadados do objeto juntamente com o report_id.</w:t>
       </w:r>
     </w:p>
     <w:p>
@@ -4751,7 +4914,7 @@
           <w:i w:val="0"/>
           <w:sz w:val="22"/>
         </w:rPr>
-        <w:t>Ficheiros com file_url nulo: os ficheiros ingeridos por upload direto já se encontram disponíveis no bucket Bronze desde o momento da submissão. O pipeline interpreta file_url = NULL como ficheiro já materializado e não executa qualquer operação de download. Os registos são avançados diretamente para as fases de validação e transformação.</w:t>
+        <w:t>Ficheiros com file_url nulo: os ficheiros ingeridos por upload direto já se encontram disponíveis no bucket Bronze desde o momento da submissão. O pipeline interpreta file_url = NULL como ficheiro já materializado, avança diretamente para BRONZE_OK e não executa qualquer operação de download.</w:t>
       </w:r>
     </w:p>
     <w:p>
@@ -4781,7 +4944,7 @@
           <w:i w:val="0"/>
           <w:sz w:val="22"/>
         </w:rPr>
-        <w:t>Após a ingestão, todos os objetos do bucket Bronze são sujeitos a uma nova ronda de validação, implementada no módulo silver_validations.py. Esta etapa verifica a consistência entre os metadados dos objetos no data lake e os dados da fonte operacional.</w:t>
+        <w:t>Após a ingestão, os objetos Bronze correspondentes a ficheiros com pipeline_status = 'BRONZE_OK' são sujeitos a uma nova ronda de validação, implementada no módulo silver_validations.py em paralelo por até 8 workers. Esta etapa verifica a consistência entre os metadados dos objetos no data lake e os dados da fonte operacional.</w:t>
       </w:r>
     </w:p>
     <w:p>
@@ -4792,7 +4955,7 @@
           <w:i w:val="0"/>
           <w:sz w:val="22"/>
         </w:rPr>
-        <w:t>Para cada objeto no bucket Bronze, o sistema extrai os metadados associados — report_id e extract_function — e verifica a sua coerência com os registos correspondentes em op_data. São realizadas as seguintes verificações:</w:t>
+        <w:t>Para cada objeto são realizadas as seguintes verificações:</w:t>
       </w:r>
     </w:p>
     <w:p>
@@ -4800,7 +4963,7 @@
         <w:pStyle w:val="ListBullet"/>
       </w:pPr>
       <w:r>
-        <w:t>A chave do objeto deve ser convertível para um file_id válido;</w:t>
+        <w:t>O objeto deve ser acessível no MinIO e ter ContentLength &gt; 0;</w:t>
       </w:r>
     </w:p>
     <w:p>
@@ -4808,23 +4971,7 @@
         <w:pStyle w:val="ListBullet"/>
       </w:pPr>
       <w:r>
-        <w:t>O report_id nos metadados do MinIO deve coincidir com o registado em op_data;</w:t>
-      </w:r>
-    </w:p>
-    <w:p>
-      <w:pPr>
-        <w:pStyle w:val="ListBullet"/>
-      </w:pPr>
-      <w:r>
-        <w:t>O extract_function nos metadados deve coincidir com o registado em op_data;</w:t>
-      </w:r>
-    </w:p>
-    <w:p>
-      <w:pPr>
-        <w:pStyle w:val="ListBullet"/>
-      </w:pPr>
-      <w:r>
-        <w:t>O file_id deve existir em op_data.</w:t>
+        <w:t>O report_id presente nos metadados do objeto deve coincidir com o registado em op_data.</w:t>
       </w:r>
     </w:p>
     <w:p>
@@ -4835,7 +4982,7 @@
           <w:i w:val="0"/>
           <w:sz w:val="22"/>
         </w:rPr>
-        <w:t>Ficheiros com metadados inconsistentes, ausentes ou divergentes são eliminados do bucket Bronze, os erros registados em etl_logs_dados com o passo validate_bronze, e os respetivos registos marcados como FAILED em op_data. Os ficheiros aprovados são atualizados para o estado BRONZE_OK.</w:t>
+        <w:t>Ficheiros com metadados inconsistentes, inacessíveis ou com tamanho nulo têm o registo marcado como FAILED em op_data e o erro registado em etl_logs_dados com o passo validate_bronze. Ao contrário da pipeline de relatórios, os objetos inválidos não são eliminados do bucket — a falha pode resultar de inconsistências de metadados corrigíveis sem necessidade de re-ingestão do ficheiro.</w:t>
       </w:r>
     </w:p>
     <w:p>
@@ -4873,7 +5020,15 @@
           <w:i w:val="0"/>
           <w:sz w:val="22"/>
         </w:rPr>
-        <w:t>O módulo silver.py seleciona os ficheiros com estado BRONZE_OK na tabela op_data e processa-os de forma incremental. Para cada ficheiro, a lógica de transformação é determinada dinamicamente através da seguinte hierarquia:</w:t>
+        <w:t>O módulo silver.py processa os ficheiros com estado BRONZE_OK em duas fases separadas, garantindo a segurança do processamento paralelo.</w:t>
+      </w:r>
+    </w:p>
+    <w:p>
+      <w:pPr>
+        <w:pStyle w:val="Heading4"/>
+      </w:pPr>
+      <w:r>
+        <w:t>Fase 1 — Resolução de funções (sequencial)</w:t>
       </w:r>
     </w:p>
     <w:p>
@@ -4884,7 +5039,7 @@
           <w:i w:val="0"/>
           <w:sz w:val="22"/>
         </w:rPr>
-        <w:t>1. Se o modo manual estiver ativo (auto_generate = FALSE): utiliza o mapeamento configurado manualmente na tabela source_function_mapping para o código da fonte;</w:t>
+        <w:t>Para cada ficheiro, a função de transformação é determinada pelo source_code do relatório de origem, seguindo a hierarquia:</w:t>
       </w:r>
     </w:p>
     <w:p>
@@ -4895,7 +5050,7 @@
           <w:i w:val="0"/>
           <w:sz w:val="22"/>
         </w:rPr>
-        <w:t>2. Se o modo automático estiver ativo (auto_generate = TRUE): verifica primeiro se existe um mapeamento gerado por IA em cache na coluna ai_extract_function; se não existir, invoca o gerador automático para o ficheiro em questão; se a geração falhar, recorre ao mapeamento manual como fallback.</w:t>
+        <w:t>1. Se auto_generate = FALSE (modo manual): utiliza o mapeamento manual configurado na tabela source_function_mapping para o source_code. Se não existir mapeamento, o ficheiro é marcado como FAILED.</w:t>
       </w:r>
     </w:p>
     <w:p>
@@ -4906,7 +5061,7 @@
           <w:i w:val="0"/>
           <w:sz w:val="22"/>
         </w:rPr>
-        <w:t>A função de extração resolvida é consultada no dicionário EXTRACT_FUNCTIONS do módulo silver_functions.py, que centraliza todas as funções de transformação disponíveis no sistema.</w:t>
+        <w:t>2. Se auto_generate = TRUE (modo automático): verifica primeiro se existe mapeamento AI em cache (coluna ai_extract_function em source_function_mapping); se não existir, invoca o gerador automático para o ficheiro em questão; se a geração for bem-sucedida, a função é compilada, registada em EXTRACT_FUNCTIONS e persistida em source_function_mapping e silver_functions_auto.json; se falhar, recorre ao mapeamento manual como fallback. Se nenhum mapeamento estiver disponível, o ficheiro é marcado como FAILED.</w:t>
       </w:r>
     </w:p>
     <w:p>
@@ -4917,39 +5072,15 @@
           <w:i w:val="0"/>
           <w:sz w:val="22"/>
         </w:rPr>
-        <w:t>Antes da aplicação da transformação, o sistema deteta automaticamente o formato do ficheiro com base no seu conteúdo binário, independentemente do nome:</w:t>
-      </w:r>
-    </w:p>
-    <w:p>
-      <w:pPr>
-        <w:pStyle w:val="ListBullet"/>
-      </w:pPr>
-      <w:r>
-        <w:t>Ficheiros iniciados por PK ou \xD0\xCF são interpretados como Excel (.xlsx ou .xls);</w:t>
-      </w:r>
-    </w:p>
-    <w:p>
-      <w:pPr>
-        <w:pStyle w:val="ListBullet"/>
-      </w:pPr>
-      <w:r>
-        <w:t>Ficheiros iniciados por &lt;?xml ou &lt; são interpretados como XML;</w:t>
-      </w:r>
-    </w:p>
-    <w:p>
-      <w:pPr>
-        <w:pStyle w:val="ListBullet"/>
-      </w:pPr>
-      <w:r>
-        <w:t>Ficheiros iniciados por { ou [ são interpretados como JSON;</w:t>
-      </w:r>
-    </w:p>
-    <w:p>
-      <w:pPr>
-        <w:pStyle w:val="ListBullet"/>
-      </w:pPr>
-      <w:r>
-        <w:t>Restantes casos são tratados como CSV.</w:t>
+        <w:t>Esta fase é executada sequencialmente para que todas as mutações ao dicionário EXTRACT_FUNCTIONS ocorram antes de qualquer thread iniciar a transformação.</w:t>
+      </w:r>
+    </w:p>
+    <w:p>
+      <w:pPr>
+        <w:pStyle w:val="Heading4"/>
+      </w:pPr>
+      <w:r>
+        <w:t>Geração automática de funções de transformação</w:t>
       </w:r>
     </w:p>
     <w:p>
@@ -4960,15 +5091,7 @@
           <w:i w:val="0"/>
           <w:sz w:val="22"/>
         </w:rPr>
-        <w:t>O ficheiro é lido para a estrutura Python adequada (DataFrame pandas ou objeto JSON) e encaminhado para a função de transformação correspondente.</w:t>
-      </w:r>
-    </w:p>
-    <w:p>
-      <w:pPr>
-        <w:pStyle w:val="Heading3"/>
-      </w:pPr>
-      <w:r>
-        <w:t>6.4.2   Limpeza de Dados</w:t>
+        <w:t>Quando o pipeline precisa de gerar uma nova função de transformação, invoca o módulo silver_function_generator.py. O processo compreende as seguintes etapas:</w:t>
       </w:r>
     </w:p>
     <w:p>
@@ -4979,31 +5102,7 @@
           <w:i w:val="0"/>
           <w:sz w:val="22"/>
         </w:rPr>
-        <w:t>Após a transformação, cada dataset é submetido à função clean_dataframe, definida em silver_functions.py. Esta etapa garante a consistência, completude e qualidade dos dados antes da persistência na camada Silver. As regras são aplicadas de forma diferenciada consoante o tipo de ficheiro:</w:t>
-      </w:r>
-    </w:p>
-    <w:p>
-      <w:pPr>
-        <w:pStyle w:val="ListBullet"/>
-      </w:pPr>
-      <w:r>
-        <w:t>Ficheiros de indicadores: são removidas linhas onde o campo code é nulo. Quando o campo name está em falta, é preenchido automaticamente com o valor de code, garantindo coerência semântica.</w:t>
-      </w:r>
-    </w:p>
-    <w:p>
-      <w:pPr>
-        <w:pStyle w:val="ListBullet"/>
-      </w:pPr>
-      <w:r>
-        <w:t>Ficheiros de valores: são eliminadas todas as linhas com valores nulos nos campos críticos location_code, indicator_code, year e value, uma vez que estes atributos são essenciais para a análise posterior.</w:t>
-      </w:r>
-    </w:p>
-    <w:p>
-      <w:pPr>
-        <w:pStyle w:val="Heading3"/>
-      </w:pPr>
-      <w:r>
-        <w:t>6.4.3   Armazenamento em Silver</w:t>
+        <w:t>Deteção e amostragem: o sistema deteta o formato do ficheiro (JSON, CSV, Excel ou XML) a partir dos primeiros bytes e constrói uma representação compacta da estrutura — para JSON, um esqueleto hierárquico até 4 níveis de profundidade; para CSV/Excel, os nomes de colunas e as primeiras linhas de dados. A amostra é limitada a 1500 caracteres para não exceder a janela de contexto do modelo.</w:t>
       </w:r>
     </w:p>
     <w:p>
@@ -5014,15 +5113,7 @@
           <w:i w:val="0"/>
           <w:sz w:val="22"/>
         </w:rPr>
-        <w:t>Os datasets resultantes são serializados em formato Parquet e armazenados no bucket silver do MinIO, usando como chave o identificador do ficheiro no formato file_id.parquet. Este padrão garante rastreabilidade direta entre as camadas Bronze e Silver. São preservados metadados essenciais (report_id, created_at) associados ao objeto no MinIO. Em caso de sucesso, o estado do ficheiro em op_data é atualizado para SILVER_OK, registando também o nome da função utilizada e a sua origem (manual, ai_cache ou ai_gerada).</w:t>
-      </w:r>
-    </w:p>
-    <w:p>
-      <w:pPr>
-        <w:pStyle w:val="Heading3"/>
-      </w:pPr>
-      <w:r>
-        <w:t>6.4.4   Validação da Camada Silver</w:t>
+        <w:t>Pistas contextuais (generation hints): para fontes conhecidas — IMF, WEF, EPI (YCELP/CIESIN), Cato Institute, Portulans Institute, Heritage Foundation e Fraser Institute — existem pistas pré-configuradas na tabela source_function_mapping que descrevem as particularidades estruturais de cada ficheiro (nomes de colunas chave, localização do código ISO3, valores de ano fixos, etc.). Estas pistas são incluídas no prompt, aumentando significativamente a taxa de sucesso. Para fontes desconhecidas, o gerador funciona exclusivamente com a amostra do ficheiro.</w:t>
       </w:r>
     </w:p>
     <w:p>
@@ -5033,7 +5124,7 @@
           <w:i w:val="0"/>
           <w:sz w:val="22"/>
         </w:rPr>
-        <w:t>O módulo gold_validations.py valida estrutural e semanticamente os ficheiros Parquet armazenados no bucket Silver, assegurando que apenas datasets consistentes e completos avançam para a camada Gold.</w:t>
+        <w:t>Geração e validação: o sistema envia o prompt ao modelo configurado (Mistral via Ollama ou Google Gemini, consoante pipeline_settings) e recebe uma função Python. A função é submetida a até 3 tentativas de validação: execução sobre os dados reais e verificação de que o DataFrame resultante contém as cinco colunas obrigatórias, que os location_code são códigos ISO3 válidos (pelo menos 40% das amostras), e que não existem nulos nas colunas críticas. Em caso de falha, é gerada uma dica específica ao erro (por exemplo, guarda isinstance para .items() aninhados) e a tentativa é repetida com temperatura aumentada.</w:t>
       </w:r>
     </w:p>
     <w:p>
@@ -5044,31 +5135,7 @@
           <w:i w:val="0"/>
           <w:sz w:val="22"/>
         </w:rPr>
-        <w:t>Para cada ficheiro Parquet são verificadas três dimensões:</w:t>
-      </w:r>
-    </w:p>
-    <w:p>
-      <w:pPr>
-        <w:pStyle w:val="ListBullet"/>
-      </w:pPr>
-      <w:r>
-        <w:t>Integridade do ficheiro: capacidade de leitura sem erros;</w:t>
-      </w:r>
-    </w:p>
-    <w:p>
-      <w:pPr>
-        <w:pStyle w:val="ListBullet"/>
-      </w:pPr>
-      <w:r>
-        <w:t>Verificação de conteúdo: dataset não vazio;</w:t>
-      </w:r>
-    </w:p>
-    <w:p>
-      <w:pPr>
-        <w:pStyle w:val="ListBullet"/>
-      </w:pPr>
-      <w:r>
-        <w:t>Validação de esquema: colunas presentes conformes com os esquemas esperados.</w:t>
+        <w:t>Persistência: após validação bem-sucedida, a função é guardada em silver_functions_auto.json, registada em source_function_mapping (coluna ai_extract_function) e carregada imediatamente em EXTRACT_FUNCTIONS para uso imediato pela fase paralela.</w:t>
       </w:r>
     </w:p>
     <w:p>
@@ -5079,23 +5146,7 @@
           <w:i w:val="0"/>
           <w:sz w:val="22"/>
         </w:rPr>
-        <w:t>Os esquemas obrigatórios por tipo de ficheiro são:</w:t>
-      </w:r>
-    </w:p>
-    <w:p>
-      <w:pPr>
-        <w:pStyle w:val="ListBullet"/>
-      </w:pPr>
-      <w:r>
-        <w:t>Indicadores (e entidades similares): devem conter, no mínimo, os campos code e name;</w:t>
-      </w:r>
-    </w:p>
-    <w:p>
-      <w:pPr>
-        <w:pStyle w:val="ListBullet"/>
-      </w:pPr>
-      <w:r>
-        <w:t>Valores: devem conter location_code, indicator_code, indicator_name, year e value.</w:t>
+        <w:t>O Painel de Controlo disponibiliza uma interface para gerir os mapeamentos de fontes, editar pistas contextuais e, se necessário, limpar ou substituir funções geradas automaticamente.</w:t>
       </w:r>
     </w:p>
     <w:p>
@@ -5106,7 +5157,150 @@
           <w:i w:val="0"/>
           <w:sz w:val="22"/>
         </w:rPr>
-        <w:t>Ficheiros que não cumpram estes requisitos são removidos do bucket Silver e os erros registados em etl_logs_dados. Os ficheiros válidos avançam para a fase Gold.</w:t>
+        <w:t>Fase 2 — Transformação paralela: com EXTRACT_FUNCTIONS completo e estável, até 8 workers executam as transformações em paralelo. Cada worker lê o ficheiro do bucket Bronze, determina o formato a partir dos metadados Bronze (com re-deteção por magic bytes como fallback), lê o conteúdo para a estrutura Python adequada (DataFrame pandas ou objeto JSON) e aplica a função de transformação correspondente.</w:t>
+      </w:r>
+    </w:p>
+    <w:p>
+      <w:pPr>
+        <w:pStyle w:val="Heading3"/>
+      </w:pPr>
+      <w:r>
+        <w:t>6.4.2   Limpeza de Dados</w:t>
+      </w:r>
+    </w:p>
+    <w:p>
+      <w:r>
+        <w:rPr>
+          <w:rFonts w:ascii="Arial" w:hAnsi="Arial"/>
+          <w:b w:val="0"/>
+          <w:i w:val="0"/>
+          <w:sz w:val="22"/>
+        </w:rPr>
+        <w:t>Após a transformação, cada dataset é submetido à função clean_dataframe, definida em silver_functions.py. Esta etapa garante a consistência, completude e qualidade dos dados antes da persistência na camada Silver. As seguintes operações são aplicadas uniformemente a todos os datasets:</w:t>
+      </w:r>
+    </w:p>
+    <w:p>
+      <w:pPr>
+        <w:pStyle w:val="ListBullet"/>
+      </w:pPr>
+      <w:r>
+        <w:t>Eliminação de linhas duplicadas;</w:t>
+      </w:r>
+    </w:p>
+    <w:p>
+      <w:pPr>
+        <w:pStyle w:val="ListBullet"/>
+      </w:pPr>
+      <w:r>
+        <w:t>Eliminação de todas as linhas com valores nulos nos campos location_code, indicator_code, year e value, que são essenciais para a análise posterior;</w:t>
+      </w:r>
+    </w:p>
+    <w:p>
+      <w:pPr>
+        <w:pStyle w:val="ListBullet"/>
+      </w:pPr>
+      <w:r>
+        <w:t>Preenchimento automático do campo indicator_name com o valor de indicator_code quando aquele está em falta, garantindo coerência semântica sem perda de dados.</w:t>
+      </w:r>
+    </w:p>
+    <w:p>
+      <w:pPr>
+        <w:pStyle w:val="Heading3"/>
+      </w:pPr>
+      <w:r>
+        <w:t>6.4.3   Armazenamento em Silver</w:t>
+      </w:r>
+    </w:p>
+    <w:p>
+      <w:r>
+        <w:rPr>
+          <w:rFonts w:ascii="Arial" w:hAnsi="Arial"/>
+          <w:b w:val="0"/>
+          <w:i w:val="0"/>
+          <w:sz w:val="22"/>
+        </w:rPr>
+        <w:t>Os datasets resultantes são serializados em formato Parquet e armazenados no bucket silver do MinIO, usando como chave o identificador do ficheiro no formato file_id.parquet, garantindo rastreabilidade direta entre as camadas Bronze e Silver. São preservados metadados essenciais (report_id) associados ao objeto no MinIO. Em caso de sucesso, o estado do ficheiro em op_data é atualizado para SILVER_OK, com registo do nome da função de transformação utilizada em transform_fn_name e da sua origem em transform_fn_source (manual, ai_cache ou ai_gerada).</w:t>
+      </w:r>
+    </w:p>
+    <w:p>
+      <w:pPr>
+        <w:pStyle w:val="Heading3"/>
+      </w:pPr>
+      <w:r>
+        <w:t>6.4.4   Validação da Camada Silver</w:t>
+      </w:r>
+    </w:p>
+    <w:p>
+      <w:r>
+        <w:rPr>
+          <w:rFonts w:ascii="Arial" w:hAnsi="Arial"/>
+          <w:b w:val="0"/>
+          <w:i w:val="0"/>
+          <w:sz w:val="22"/>
+        </w:rPr>
+        <w:t>O módulo gold_validations.py valida em paralelo (até 8 workers) os ficheiros Parquet com pipeline_status = 'SILVER_OK', assegurando que apenas datasets consistentes e completos avançam para a camada Gold.</w:t>
+      </w:r>
+    </w:p>
+    <w:p>
+      <w:r>
+        <w:rPr>
+          <w:rFonts w:ascii="Arial" w:hAnsi="Arial"/>
+          <w:b w:val="0"/>
+          <w:i w:val="0"/>
+          <w:sz w:val="22"/>
+        </w:rPr>
+        <w:t>Para cada ficheiro Parquet são verificadas cinco dimensões:</w:t>
+      </w:r>
+    </w:p>
+    <w:p>
+      <w:pPr>
+        <w:pStyle w:val="ListBullet"/>
+      </w:pPr>
+      <w:r>
+        <w:t>Integridade: o ficheiro deve ser lido sem erros pelo pyarrow;</w:t>
+      </w:r>
+    </w:p>
+    <w:p>
+      <w:pPr>
+        <w:pStyle w:val="ListBullet"/>
+      </w:pPr>
+      <w:r>
+        <w:t>Conteúdo: o dataset não deve estar vazio;</w:t>
+      </w:r>
+    </w:p>
+    <w:p>
+      <w:pPr>
+        <w:pStyle w:val="ListBullet"/>
+      </w:pPr>
+      <w:r>
+        <w:t>Esquema: devem estar presentes as cinco colunas obrigatórias — location_code, indicator_code, indicator_name, year e value;</w:t>
+      </w:r>
+    </w:p>
+    <w:p>
+      <w:pPr>
+        <w:pStyle w:val="ListBullet"/>
+      </w:pPr>
+      <w:r>
+        <w:t>Qualidade: os campos location_code, indicator_code e year não podem conter valores nulos; o campo year deve ser numérico; o campo value deve ter pelo menos um valor numérico válido;</w:t>
+      </w:r>
+    </w:p>
+    <w:p>
+      <w:pPr>
+        <w:pStyle w:val="ListBullet"/>
+      </w:pPr>
+      <w:r>
+        <w:t>Formato geográfico: pelo menos 80% dos valores de location_code devem ser códigos ISO3 válidos (3 letras maiúsculas). Este limiar tolera a presença de agregados regionais como WLD ou EMU sem rejeitar datasets inteiramente válidos.</w:t>
+      </w:r>
+    </w:p>
+    <w:p>
+      <w:r>
+        <w:rPr>
+          <w:rFonts w:ascii="Arial" w:hAnsi="Arial"/>
+          <w:b w:val="0"/>
+          <w:i w:val="0"/>
+          <w:sz w:val="22"/>
+        </w:rPr>
+        <w:t>Ficheiros que não cumpram estes requisitos são marcados como FAILED em op_data e o erro registado em etl_logs_dados. Os objetos não são eliminados do bucket Silver, uma vez que a falha pode ser corrigida ajustando a função de transformação e reprocessando o ficheiro.</w:t>
       </w:r>
     </w:p>
     <w:p>
@@ -5240,7 +5434,7 @@
           <w:i w:val="0"/>
           <w:sz w:val="22"/>
         </w:rPr>
-        <w:t>O carregamento processa os ficheiros Parquet com estado SILVER_OK. Para cada ficheiro são executados três carregamentos sequenciais:</w:t>
+        <w:t>O módulo gold.py executa o carregamento em quatro fases sequenciais, com a inserção de factos paralelizada por até 4 workers independentes.</w:t>
       </w:r>
     </w:p>
     <w:p>
@@ -5251,7 +5445,7 @@
           <w:i w:val="0"/>
           <w:sz w:val="22"/>
         </w:rPr>
-        <w:t>1. Dimensão de indicadores (dim_indicator): são extraídos os pares únicos (indicator_code, indicator_name) do dataset; o source_system é derivado do report_id através da tabela op_report. Os registos são inseridos com ON CONFLICT DO NOTHING, garantindo idempotência em execuções repetidas.</w:t>
+        <w:t>Fase 1 — Relatórios e fontes: os metadados dos relatórios associados a ficheiros SILVER_OK são carregados para dim_report com controlo de unicidade por report_id através de ON CONFLICT DO NOTHING.</w:t>
       </w:r>
     </w:p>
     <w:p>
@@ -5262,7 +5456,7 @@
           <w:i w:val="0"/>
           <w:sz w:val="22"/>
         </w:rPr>
-        <w:t>2. Dimensão de relatórios (dim_report): são carregados os metadados dos relatórios dos ficheiros SILVER_OK, também com controlo de unicidade por report_id.</w:t>
+        <w:t>Fase 2 — Leitura de Parquets e recolha de indicadores: todos os ficheiros Parquet com estado SILVER_OK são lidos do bucket Silver. Para cada ficheiro, os pares únicos (indicator_code, indicator_name) por source_system são recolhidos. Ficheiros com colunas obrigatórias em falta são marcados como FAILED diretamente nesta fase, antes de qualquer inserção na base de dados.</w:t>
       </w:r>
     </w:p>
     <w:p>
@@ -5273,31 +5467,7 @@
           <w:i w:val="0"/>
           <w:sz w:val="22"/>
         </w:rPr>
-        <w:t>3. Tabela de factos (fact_values): antes da inserção, são construídos mapeamentos entre as chaves naturais e as chaves substitutas (surrogate keys):</w:t>
-      </w:r>
-    </w:p>
-    <w:p>
-      <w:pPr>
-        <w:pStyle w:val="ListBullet"/>
-      </w:pPr>
-      <w:r>
-        <w:t>location_code → location_sk (dimensão localização);</w:t>
-      </w:r>
-    </w:p>
-    <w:p>
-      <w:pPr>
-        <w:pStyle w:val="ListBullet"/>
-      </w:pPr>
-      <w:r>
-        <w:t>(source_system, indicator_code) → indicator_sk (dimensão indicador);</w:t>
-      </w:r>
-    </w:p>
-    <w:p>
-      <w:pPr>
-        <w:pStyle w:val="ListBullet"/>
-      </w:pPr>
-      <w:r>
-        <w:t>year → date_id (dimensão tempo).</w:t>
+        <w:t>Fase 3 — Inserção em lote de indicadores: todos os indicadores recolhidos na fase anterior são inseridos em dim_indicator numa única operação execute_values com lotes de 5000 registos e ON CONFLICT DO NOTHING, garantindo idempotência.</w:t>
       </w:r>
     </w:p>
     <w:p>
@@ -5308,7 +5478,7 @@
           <w:i w:val="0"/>
           <w:sz w:val="22"/>
         </w:rPr>
-        <w:t>Apenas os registos que resolvem todas as chaves estrangeiras são inseridos. Registos com chaves não resolvidas são descartados e registados em etl_logs_dados. A inserção em massa é realizada via execute_values, otimizando o desempenho em grandes volumes.</w:t>
+        <w:t>Fase 4 — Inserção paralela de factos: com os mapeamentos de surrogate keys pré-construídos a partir das dimensões estáticas (location_code → location_sk, (source_system, indicator_code) → indicator_sk, year → date_id), até 4 workers inserem os factos em paralelo, cada um com ligações a op_data e warehouse_db independentes. A inserção é realizada via execute_values com lotes de 10000 registos e ON CONFLICT DO NOTHING. Registos com chaves não resolvíveis (localizações ou indicadores sem correspondência nas dimensões) são descartados e contabilizados nos logs. Em caso de erro, a transação do worker é revertida, preservando a consistência do Data Warehouse.</w:t>
       </w:r>
     </w:p>
     <w:p>
@@ -5319,7 +5489,7 @@
           <w:i w:val="0"/>
           <w:sz w:val="22"/>
         </w:rPr>
-        <w:t>Em caso de erro durante o carregamento, a transação é revertida (rollback), preservando a consistência do Data Warehouse. No final da execução, todos os ficheiros processados com sucesso são marcados como DONE em op_data. A vista analítica é criada ou atualizada após o carregamento das dimensões e factos.</w:t>
+        <w:t>No final, a vista analítica vw_indicator_location_year é criada ou atualizada para refletir os dados mais recentes. Todos os ficheiros processados com sucesso são marcados como DONE em op_data.</w:t>
       </w:r>
     </w:p>
     <w:p>
